--- a/drafts/vu/2025-07-u/04-ПТ-Андрея Критського,Марти.docx
+++ b/drafts/vu/2025-07-u/04-ПТ-Андрея Критського,Марти.docx
@@ -855,7 +855,7 @@
           <w:color w:val="FF0000"/>
           <w:sz w:val="24"/>
         </w:rPr>
-        <w:t>Під час 103-го псалма священник мовить перед св. дверми вечірні молитви:</w:t>
+        <w:t xml:space="preserve">Під час 103-го псалма Священник мовить перед св. дверми вечірні молитви. </w:t>
       </w:r>
     </w:p>
     <w:p>
@@ -1624,7 +1624,15 @@
           <w:sz w:val="24"/>
           <w:u w:val="single"/>
         </w:rPr>
-        <w:t>[Господи щедрий і милосердний, довготерпеливий і многомилостивий! Вислухай молитви наші і зверни увагу на голос моління нашого і яви нам знак милости Твоєї, наведи нас на дорогу Твою, щоб ходили ми в Твоїй правді. Звесели серця наші, щоб ми боялись імення Твого святого, бо Ти великий і твориш чуда; Ти Бог єдиний і немає подібного Тобі між богами, Господи. Ти сильний у милості і добрий у силі, аби допомагати й утішати, і спасати всіх, хто на ім'я Твоє святе уповає.]</w:t>
+        <w:t xml:space="preserve">[Господи щедрий і милосердний, довготерпеливий і многомилостивий! Вислухай молитви наші і зверни увагу на голос моління нашого і яви нам знак милости Твоєї, наведи нас на дорогу Твою, щоб ходили ми в Твоїй правді. Звесели серця наші, щоб ми боялись імення Твого святого, бо Ти великий і твориш чуда; Ти Бог єдиний і немає подібного Тобі між богами, </w:t>
+      </w:r>
+      <w:r>
+        <w:rPr>
+          <w:rFonts w:ascii="Times New Roman" w:hAnsi="Times New Roman"/>
+          <w:sz w:val="24"/>
+          <w:u w:val="single"/>
+        </w:rPr>
+        <w:t>Господи. Ти сильний у милості і добрий у силі, аби допомагати й утішати, і спасати всіх, хто на ім'я Твоє святе уповає.]</w:t>
       </w:r>
     </w:p>
     <w:p>
@@ -2791,7 +2799,15 @@
           <w:sz w:val="24"/>
           <w:highlight w:val="white"/>
         </w:rPr>
-        <w:t>Госпо́дню Ма́тір знайшо́вши* причи́ною вели́ких похва́л,* ти медото́чними уста́ми оспіва́в Її́, Андре́ю,* та свяще́нних апо́столів* і блаже́нних му́чеників собо́р,* – з ни́ми нас, що вшано́вуємо тебе́, помина́й!</w:t>
+        <w:t>Госпо́дню Ма́тір знайшо́вши* причи́ною вели́ких похва́л</w:t>
+      </w:r>
+      <w:r>
+        <w:rPr>
+          <w:rFonts w:ascii="Times New Roman" w:hAnsi="Times New Roman"/>
+          <w:sz w:val="24"/>
+          <w:highlight w:val="white"/>
+        </w:rPr>
+        <w:t>,* ти медото́чними уста́ми оспіва́в Її́, Андре́ю,* та свяще́нних апо́столів* і блаже́нних му́чеників собо́р,* – з ни́ми нас, що вшано́вуємо тебе́, помина́й!</w:t>
       </w:r>
     </w:p>
     <w:p>
@@ -2835,7 +2851,367 @@
           <w:sz w:val="24"/>
           <w:highlight w:val="white"/>
         </w:rPr>
-        <w:t>Зна́ємо тебе́, о́тче, як стовп Правосла́в’я,* о́браз цілому́дрія і взіре́ць смире́нности,* і Боже́ственного піснепи́сця,* що Христо́ві Церкви́ просвіща́є,* священнотаї́ннику Андре́ю;* тому́ твоє́ святку́ємо торжество́.</w:t>
+        <w:t>Зна́ємо</w:t>
+      </w:r>
+      <w:r>
+        <w:rPr>
+          <w:rFonts w:ascii="Times New Roman" w:hAnsi="Times New Roman"/>
+          <w:sz w:val="24"/>
+          <w:highlight w:val="white"/>
+        </w:rPr>
+        <w:t xml:space="preserve"> </w:t>
+      </w:r>
+      <w:r>
+        <w:rPr>
+          <w:rFonts w:ascii="Times New Roman" w:hAnsi="Times New Roman"/>
+          <w:sz w:val="24"/>
+          <w:highlight w:val="white"/>
+        </w:rPr>
+        <w:t>тебе</w:t>
+      </w:r>
+      <w:r>
+        <w:rPr>
+          <w:rFonts w:ascii="Times New Roman" w:hAnsi="Times New Roman"/>
+          <w:sz w:val="24"/>
+          <w:highlight w:val="white"/>
+        </w:rPr>
+        <w:t xml:space="preserve">́, </w:t>
+      </w:r>
+      <w:r>
+        <w:rPr>
+          <w:rFonts w:ascii="Times New Roman" w:hAnsi="Times New Roman"/>
+          <w:sz w:val="24"/>
+          <w:highlight w:val="white"/>
+        </w:rPr>
+        <w:t>о́тче</w:t>
+      </w:r>
+      <w:r>
+        <w:rPr>
+          <w:rFonts w:ascii="Times New Roman" w:hAnsi="Times New Roman"/>
+          <w:sz w:val="24"/>
+          <w:highlight w:val="white"/>
+        </w:rPr>
+        <w:t xml:space="preserve">, </w:t>
+      </w:r>
+      <w:r>
+        <w:rPr>
+          <w:rFonts w:ascii="Times New Roman" w:hAnsi="Times New Roman"/>
+          <w:sz w:val="24"/>
+          <w:highlight w:val="white"/>
+        </w:rPr>
+        <w:t>як</w:t>
+      </w:r>
+      <w:r>
+        <w:rPr>
+          <w:rFonts w:ascii="Times New Roman" w:hAnsi="Times New Roman"/>
+          <w:sz w:val="24"/>
+          <w:highlight w:val="white"/>
+        </w:rPr>
+        <w:t xml:space="preserve"> </w:t>
+      </w:r>
+      <w:r>
+        <w:rPr>
+          <w:rFonts w:ascii="Times New Roman" w:hAnsi="Times New Roman"/>
+          <w:sz w:val="24"/>
+          <w:highlight w:val="white"/>
+        </w:rPr>
+        <w:t>стовп</w:t>
+      </w:r>
+      <w:r>
+        <w:rPr>
+          <w:rFonts w:ascii="Times New Roman" w:hAnsi="Times New Roman"/>
+          <w:sz w:val="24"/>
+          <w:highlight w:val="white"/>
+        </w:rPr>
+        <w:t xml:space="preserve"> </w:t>
+      </w:r>
+      <w:r>
+        <w:rPr>
+          <w:rFonts w:ascii="Times New Roman" w:hAnsi="Times New Roman"/>
+          <w:sz w:val="24"/>
+          <w:highlight w:val="white"/>
+        </w:rPr>
+        <w:t>Правосла́в’я</w:t>
+      </w:r>
+      <w:r>
+        <w:rPr>
+          <w:rFonts w:ascii="Times New Roman" w:hAnsi="Times New Roman"/>
+          <w:sz w:val="24"/>
+          <w:highlight w:val="white"/>
+        </w:rPr>
+        <w:t>,*</w:t>
+      </w:r>
+      <w:r>
+        <w:rPr>
+          <w:rFonts w:ascii="Times New Roman" w:hAnsi="Times New Roman"/>
+          <w:sz w:val="24"/>
+          <w:highlight w:val="white"/>
+        </w:rPr>
+        <w:t xml:space="preserve"> </w:t>
+      </w:r>
+      <w:r>
+        <w:rPr>
+          <w:rFonts w:ascii="Times New Roman" w:hAnsi="Times New Roman"/>
+          <w:sz w:val="24"/>
+          <w:highlight w:val="white"/>
+        </w:rPr>
+        <w:t>о́браз</w:t>
+      </w:r>
+      <w:r>
+        <w:rPr>
+          <w:rFonts w:ascii="Times New Roman" w:hAnsi="Times New Roman"/>
+          <w:sz w:val="24"/>
+          <w:highlight w:val="white"/>
+        </w:rPr>
+        <w:t xml:space="preserve"> </w:t>
+      </w:r>
+      <w:r>
+        <w:rPr>
+          <w:rFonts w:ascii="Times New Roman" w:hAnsi="Times New Roman"/>
+          <w:sz w:val="24"/>
+          <w:highlight w:val="white"/>
+        </w:rPr>
+        <w:t>цілому́дрія</w:t>
+      </w:r>
+      <w:r>
+        <w:rPr>
+          <w:rFonts w:ascii="Times New Roman" w:hAnsi="Times New Roman"/>
+          <w:sz w:val="24"/>
+          <w:highlight w:val="white"/>
+        </w:rPr>
+        <w:t xml:space="preserve"> і </w:t>
+      </w:r>
+      <w:r>
+        <w:rPr>
+          <w:rFonts w:ascii="Times New Roman" w:hAnsi="Times New Roman"/>
+          <w:sz w:val="24"/>
+          <w:highlight w:val="white"/>
+        </w:rPr>
+        <w:t>взіре́ць</w:t>
+      </w:r>
+      <w:r>
+        <w:rPr>
+          <w:rFonts w:ascii="Times New Roman" w:hAnsi="Times New Roman"/>
+          <w:sz w:val="24"/>
+          <w:highlight w:val="white"/>
+        </w:rPr>
+        <w:t xml:space="preserve"> </w:t>
+      </w:r>
+      <w:r>
+        <w:rPr>
+          <w:rFonts w:ascii="Times New Roman" w:hAnsi="Times New Roman"/>
+          <w:sz w:val="24"/>
+          <w:highlight w:val="white"/>
+        </w:rPr>
+        <w:t>смире́нности</w:t>
+      </w:r>
+      <w:r>
+        <w:rPr>
+          <w:rFonts w:ascii="Times New Roman" w:hAnsi="Times New Roman"/>
+          <w:sz w:val="24"/>
+          <w:highlight w:val="white"/>
+        </w:rPr>
+        <w:t xml:space="preserve">,* і </w:t>
+      </w:r>
+      <w:r>
+        <w:rPr>
+          <w:rFonts w:ascii="Times New Roman" w:hAnsi="Times New Roman"/>
+          <w:sz w:val="24"/>
+          <w:highlight w:val="white"/>
+        </w:rPr>
+        <w:t>Боже́с</w:t>
+      </w:r>
+      <w:r>
+        <w:rPr>
+          <w:rFonts w:ascii="Times New Roman" w:hAnsi="Times New Roman"/>
+          <w:sz w:val="24"/>
+          <w:highlight w:val="white"/>
+        </w:rPr>
+        <w:t>твенного</w:t>
+      </w:r>
+      <w:r>
+        <w:rPr>
+          <w:rFonts w:ascii="Times New Roman" w:hAnsi="Times New Roman"/>
+          <w:sz w:val="24"/>
+          <w:highlight w:val="white"/>
+        </w:rPr>
+        <w:t xml:space="preserve"> </w:t>
+      </w:r>
+      <w:r>
+        <w:rPr>
+          <w:rFonts w:ascii="Times New Roman" w:hAnsi="Times New Roman"/>
+          <w:sz w:val="24"/>
+          <w:highlight w:val="white"/>
+        </w:rPr>
+        <w:t>піснепи́сця</w:t>
+      </w:r>
+      <w:r>
+        <w:rPr>
+          <w:rFonts w:ascii="Times New Roman" w:hAnsi="Times New Roman"/>
+          <w:sz w:val="24"/>
+          <w:highlight w:val="white"/>
+        </w:rPr>
+        <w:t xml:space="preserve">,* </w:t>
+      </w:r>
+      <w:r>
+        <w:rPr>
+          <w:rFonts w:ascii="Times New Roman" w:hAnsi="Times New Roman"/>
+          <w:sz w:val="24"/>
+          <w:highlight w:val="white"/>
+        </w:rPr>
+        <w:t>що</w:t>
+      </w:r>
+      <w:r>
+        <w:rPr>
+          <w:rFonts w:ascii="Times New Roman" w:hAnsi="Times New Roman"/>
+          <w:sz w:val="24"/>
+          <w:highlight w:val="white"/>
+        </w:rPr>
+        <w:t xml:space="preserve"> </w:t>
+      </w:r>
+      <w:r>
+        <w:rPr>
+          <w:rFonts w:ascii="Times New Roman" w:hAnsi="Times New Roman"/>
+          <w:sz w:val="24"/>
+          <w:highlight w:val="white"/>
+        </w:rPr>
+        <w:t>Христо́ві</w:t>
+      </w:r>
+      <w:r>
+        <w:rPr>
+          <w:rFonts w:ascii="Times New Roman" w:hAnsi="Times New Roman"/>
+          <w:sz w:val="24"/>
+          <w:highlight w:val="white"/>
+        </w:rPr>
+        <w:t xml:space="preserve"> </w:t>
+      </w:r>
+      <w:r>
+        <w:rPr>
+          <w:rFonts w:ascii="Times New Roman" w:hAnsi="Times New Roman"/>
+          <w:sz w:val="24"/>
+          <w:highlight w:val="white"/>
+        </w:rPr>
+        <w:t>Церкви</w:t>
+      </w:r>
+      <w:r>
+        <w:rPr>
+          <w:rFonts w:ascii="Times New Roman" w:hAnsi="Times New Roman"/>
+          <w:sz w:val="24"/>
+          <w:highlight w:val="white"/>
+        </w:rPr>
+        <w:t xml:space="preserve">́ </w:t>
+      </w:r>
+      <w:r>
+        <w:rPr>
+          <w:rFonts w:ascii="Times New Roman" w:hAnsi="Times New Roman"/>
+          <w:sz w:val="24"/>
+          <w:highlight w:val="white"/>
+        </w:rPr>
+        <w:t>просвіща́є</w:t>
+      </w:r>
+      <w:r>
+        <w:rPr>
+          <w:rFonts w:ascii="Times New Roman" w:hAnsi="Times New Roman"/>
+          <w:sz w:val="24"/>
+          <w:highlight w:val="white"/>
+        </w:rPr>
+        <w:t xml:space="preserve">,* </w:t>
+      </w:r>
+      <w:r>
+        <w:rPr>
+          <w:rFonts w:ascii="Times New Roman" w:hAnsi="Times New Roman"/>
+          <w:sz w:val="24"/>
+          <w:highlight w:val="white"/>
+        </w:rPr>
+        <w:t>священнотаї́ннику</w:t>
+      </w:r>
+      <w:r>
+        <w:rPr>
+          <w:rFonts w:ascii="Times New Roman" w:hAnsi="Times New Roman"/>
+          <w:sz w:val="24"/>
+          <w:highlight w:val="white"/>
+        </w:rPr>
+        <w:t xml:space="preserve"> </w:t>
+      </w:r>
+      <w:r>
+        <w:rPr>
+          <w:rFonts w:ascii="Times New Roman" w:hAnsi="Times New Roman"/>
+          <w:sz w:val="24"/>
+          <w:highlight w:val="white"/>
+        </w:rPr>
+        <w:t>Андре́ю</w:t>
+      </w:r>
+      <w:r>
+        <w:rPr>
+          <w:rFonts w:ascii="Times New Roman" w:hAnsi="Times New Roman"/>
+          <w:sz w:val="24"/>
+          <w:highlight w:val="white"/>
+        </w:rPr>
+        <w:t xml:space="preserve">;* </w:t>
+      </w:r>
+      <w:r>
+        <w:rPr>
+          <w:rFonts w:ascii="Times New Roman" w:hAnsi="Times New Roman"/>
+          <w:sz w:val="24"/>
+          <w:highlight w:val="white"/>
+        </w:rPr>
+        <w:t>тому</w:t>
+      </w:r>
+      <w:r>
+        <w:rPr>
+          <w:rFonts w:ascii="Times New Roman" w:hAnsi="Times New Roman"/>
+          <w:sz w:val="24"/>
+          <w:highlight w:val="white"/>
+        </w:rPr>
+        <w:t xml:space="preserve">́ </w:t>
+      </w:r>
+      <w:r>
+        <w:rPr>
+          <w:rFonts w:ascii="Times New Roman" w:hAnsi="Times New Roman"/>
+          <w:sz w:val="24"/>
+          <w:highlight w:val="white"/>
+        </w:rPr>
+        <w:t>твоє</w:t>
+      </w:r>
+      <w:r>
+        <w:rPr>
+          <w:rFonts w:ascii="Times New Roman" w:hAnsi="Times New Roman"/>
+          <w:sz w:val="24"/>
+          <w:highlight w:val="white"/>
+        </w:rPr>
+        <w:t xml:space="preserve">́ </w:t>
+      </w:r>
+      <w:r>
+        <w:rPr>
+          <w:rFonts w:ascii="Times New Roman" w:hAnsi="Times New Roman"/>
+          <w:sz w:val="24"/>
+          <w:highlight w:val="white"/>
+        </w:rPr>
+        <w:t>святку́ємо</w:t>
+      </w:r>
+      <w:r>
+        <w:rPr>
+          <w:rFonts w:ascii="Times New Roman" w:hAnsi="Times New Roman"/>
+          <w:sz w:val="24"/>
+          <w:highlight w:val="white"/>
+        </w:rPr>
+        <w:t xml:space="preserve"> </w:t>
+      </w:r>
+      <w:r>
+        <w:rPr>
+          <w:rFonts w:ascii="Times New Roman" w:hAnsi="Times New Roman"/>
+          <w:sz w:val="24"/>
+          <w:highlight w:val="white"/>
+        </w:rPr>
+        <w:t>торжество</w:t>
+      </w:r>
+      <w:r>
+        <w:rPr>
+          <w:rFonts w:ascii="Times New Roman" w:hAnsi="Times New Roman"/>
+          <w:sz w:val="24"/>
+          <w:highlight w:val="white"/>
+        </w:rPr>
+        <w:t>́.</w:t>
       </w:r>
     </w:p>
     <w:p>
@@ -2897,14 +3273,7 @@
           <w:sz w:val="24"/>
           <w:highlight w:val="white"/>
         </w:rPr>
-        <w:t xml:space="preserve">(г. 4, подібний: Як хороброго): </w:t>
-      </w:r>
-      <w:r>
-        <w:rPr>
-          <w:rFonts w:ascii="Times New Roman" w:hAnsi="Times New Roman"/>
-          <w:sz w:val="24"/>
-        </w:rPr>
-        <w:t xml:space="preserve">До стра́дницької повзде́ржности,* до му́жніх борі́нь проти ополче́нь во́рога,* що призві́в до паді́ння єство́ люде́й,* відійшла́ ти в поста́х і сльоза́х,* не пощади́вши пло́ті* зара́ди Боже́ственної любо́ви.* Тим-то розпоча́ла ти Боже́ственні по́двиги,* впокори́вши ро́зум Протибо́рця,* Ма́рто чесна́ і пресла́вна. </w:t>
+        <w:t xml:space="preserve">(г. 4, </w:t>
       </w:r>
       <w:r>
         <w:rPr>
@@ -2912,65 +3281,19 @@
           <w:i/>
           <w:color w:val="FF0000"/>
           <w:sz w:val="24"/>
-        </w:rPr>
-        <w:t>(двічі)</w:t>
-      </w:r>
-    </w:p>
-    <w:p>
-      <w:pPr>
-        <w:spacing w:after="120"/>
-      </w:pPr>
+          <w:highlight w:val="white"/>
+        </w:rPr>
+        <w:t>подібний</w:t>
+      </w:r>
       <w:r>
         <w:rPr>
           <w:rFonts w:ascii="Times New Roman" w:hAnsi="Times New Roman"/>
           <w:i/>
           <w:color w:val="FF0000"/>
           <w:sz w:val="24"/>
-        </w:rPr>
-        <w:t>Стих:</w:t>
-      </w:r>
-      <w:r>
-        <w:rPr>
-          <w:rFonts w:ascii="Times New Roman" w:hAnsi="Times New Roman"/>
-          <w:i/>
-          <w:sz w:val="24"/>
-        </w:rPr>
-        <w:t xml:space="preserve"> </w:t>
-      </w:r>
-      <w:r>
-        <w:rPr>
-          <w:rFonts w:ascii="Times New Roman" w:hAnsi="Times New Roman"/>
-          <w:sz w:val="24"/>
-          <w:u w:val="single"/>
-        </w:rPr>
-        <w:t>Вели́ке бо до нас Його́ милосе́рдя,* і ві́рність Го́спода пові́ки.</w:t>
-      </w:r>
-    </w:p>
-    <w:p>
-      <w:pPr>
-        <w:pStyle w:val="Normal"/>
-        <w:spacing w:after="120"/>
-      </w:pPr>
-      <w:r>
-        <w:rPr>
-          <w:rFonts w:ascii="Times New Roman" w:hAnsi="Times New Roman"/>
-          <w:sz w:val="24"/>
-        </w:rPr>
-        <w:t>Відцура́лася ти доча́сного,* і втекла́ від любо́ви тлі́нного,* і забажа́ла же́ребу небе́сного,* досто́йного пра́ведних,* спрямо́ваного у ві́чність, нетлі́нного, чи́стая,* і життя́ непромина́льного.* Тим-то з ві́рою твою́ сві́тлу і світлоно́сну зве́ршуючи па́м’ять,* пісня́ми Боже́ственними вшано́вуємо тебе́,* Ма́рто сла́вна!</w:t>
-      </w:r>
-    </w:p>
-    <w:p>
-      <w:pPr>
-        <w:pStyle w:val="Normal"/>
-        <w:spacing w:after="120"/>
-      </w:pPr>
-      <w:r>
-        <w:rPr>
-          <w:rFonts w:ascii="Times New Roman" w:hAnsi="Times New Roman"/>
-          <w:b/>
-          <w:sz w:val="24"/>
-        </w:rPr>
-        <w:t>Слава</w:t>
+          <w:highlight w:val="white"/>
+        </w:rPr>
+        <w:t xml:space="preserve">: </w:t>
       </w:r>
       <w:r>
         <w:rPr>
@@ -2978,29 +3301,9 @@
           <w:i/>
           <w:color w:val="FF0000"/>
           <w:sz w:val="24"/>
-        </w:rPr>
-        <w:t xml:space="preserve"> (г. 6): </w:t>
-      </w:r>
-      <w:r>
-        <w:rPr>
-          <w:rFonts w:ascii="Times New Roman" w:hAnsi="Times New Roman"/>
-          <w:sz w:val="24"/>
-        </w:rPr>
-        <w:t>Преподо́бний о́тче Андре́ю,* на всю зе́млю ви́йшло віща́ння пра́вих діл твої́х* – тим-то на небеса́х отри́мав єси́ нагоро́ду за труди́ твої́.* Де́монські розгроми́в єси́ полки́* і а́нгельських досягну́в єси́ чи́нів,* життя́ яки́х непоро́чно з ре́вністю наслі́дував.* Сміли́вість ма́ючи до Христа́ Бо́га,* ми́ру проси́ ду́шам на́шим.</w:t>
-      </w:r>
-    </w:p>
-    <w:p>
-      <w:pPr>
-        <w:pStyle w:val="Normal"/>
-        <w:spacing w:after="120"/>
-      </w:pPr>
-      <w:r>
-        <w:rPr>
-          <w:rFonts w:ascii="Times New Roman" w:hAnsi="Times New Roman"/>
-          <w:b/>
-          <w:sz w:val="24"/>
-        </w:rPr>
-        <w:t xml:space="preserve">І нині </w:t>
+          <w:highlight w:val="white"/>
+        </w:rPr>
+        <w:t>Як</w:t>
       </w:r>
       <w:r>
         <w:rPr>
@@ -3008,6 +3311,1655 @@
           <w:i/>
           <w:color w:val="FF0000"/>
           <w:sz w:val="24"/>
+          <w:highlight w:val="white"/>
+        </w:rPr>
+        <w:t xml:space="preserve"> </w:t>
+      </w:r>
+      <w:r>
+        <w:rPr>
+          <w:rFonts w:ascii="Times New Roman" w:hAnsi="Times New Roman"/>
+          <w:i/>
+          <w:color w:val="FF0000"/>
+          <w:sz w:val="24"/>
+          <w:highlight w:val="white"/>
+        </w:rPr>
+        <w:t>хороброго</w:t>
+      </w:r>
+      <w:r>
+        <w:rPr>
+          <w:rFonts w:ascii="Times New Roman" w:hAnsi="Times New Roman"/>
+          <w:i/>
+          <w:color w:val="FF0000"/>
+          <w:sz w:val="24"/>
+          <w:highlight w:val="white"/>
+        </w:rPr>
+        <w:t xml:space="preserve">): </w:t>
+      </w:r>
+      <w:r>
+        <w:rPr>
+          <w:rFonts w:ascii="Times New Roman" w:hAnsi="Times New Roman"/>
+          <w:sz w:val="24"/>
+        </w:rPr>
+        <w:t>До</w:t>
+      </w:r>
+      <w:r>
+        <w:rPr>
+          <w:rFonts w:ascii="Times New Roman" w:hAnsi="Times New Roman"/>
+          <w:sz w:val="24"/>
+        </w:rPr>
+        <w:t xml:space="preserve"> </w:t>
+      </w:r>
+      <w:r>
+        <w:rPr>
+          <w:rFonts w:ascii="Times New Roman" w:hAnsi="Times New Roman"/>
+          <w:sz w:val="24"/>
+        </w:rPr>
+        <w:t>стра́дницької</w:t>
+      </w:r>
+      <w:r>
+        <w:rPr>
+          <w:rFonts w:ascii="Times New Roman" w:hAnsi="Times New Roman"/>
+          <w:sz w:val="24"/>
+        </w:rPr>
+        <w:t xml:space="preserve"> </w:t>
+      </w:r>
+      <w:r>
+        <w:rPr>
+          <w:rFonts w:ascii="Times New Roman" w:hAnsi="Times New Roman"/>
+          <w:sz w:val="24"/>
+        </w:rPr>
+        <w:t>повзде́ржности</w:t>
+      </w:r>
+      <w:r>
+        <w:rPr>
+          <w:rFonts w:ascii="Times New Roman" w:hAnsi="Times New Roman"/>
+          <w:sz w:val="24"/>
+        </w:rPr>
+        <w:t>,*</w:t>
+      </w:r>
+      <w:r>
+        <w:rPr>
+          <w:rFonts w:ascii="Times New Roman" w:hAnsi="Times New Roman"/>
+          <w:sz w:val="24"/>
+        </w:rPr>
+        <w:t xml:space="preserve"> </w:t>
+      </w:r>
+      <w:r>
+        <w:rPr>
+          <w:rFonts w:ascii="Times New Roman" w:hAnsi="Times New Roman"/>
+          <w:sz w:val="24"/>
+        </w:rPr>
+        <w:t>до</w:t>
+      </w:r>
+      <w:r>
+        <w:rPr>
+          <w:rFonts w:ascii="Times New Roman" w:hAnsi="Times New Roman"/>
+          <w:sz w:val="24"/>
+        </w:rPr>
+        <w:t xml:space="preserve"> </w:t>
+      </w:r>
+      <w:r>
+        <w:rPr>
+          <w:rFonts w:ascii="Times New Roman" w:hAnsi="Times New Roman"/>
+          <w:sz w:val="24"/>
+        </w:rPr>
+        <w:t>му́жніх</w:t>
+      </w:r>
+      <w:r>
+        <w:rPr>
+          <w:rFonts w:ascii="Times New Roman" w:hAnsi="Times New Roman"/>
+          <w:sz w:val="24"/>
+        </w:rPr>
+        <w:t xml:space="preserve"> </w:t>
+      </w:r>
+      <w:r>
+        <w:rPr>
+          <w:rFonts w:ascii="Times New Roman" w:hAnsi="Times New Roman"/>
+          <w:sz w:val="24"/>
+        </w:rPr>
+        <w:t>борі́нь</w:t>
+      </w:r>
+      <w:r>
+        <w:rPr>
+          <w:rFonts w:ascii="Times New Roman" w:hAnsi="Times New Roman"/>
+          <w:sz w:val="24"/>
+        </w:rPr>
+        <w:t xml:space="preserve"> </w:t>
+      </w:r>
+      <w:r>
+        <w:rPr>
+          <w:rFonts w:ascii="Times New Roman" w:hAnsi="Times New Roman"/>
+          <w:sz w:val="24"/>
+        </w:rPr>
+        <w:t>проти</w:t>
+      </w:r>
+      <w:r>
+        <w:rPr>
+          <w:rFonts w:ascii="Times New Roman" w:hAnsi="Times New Roman"/>
+          <w:sz w:val="24"/>
+        </w:rPr>
+        <w:t xml:space="preserve"> </w:t>
+      </w:r>
+      <w:r>
+        <w:rPr>
+          <w:rFonts w:ascii="Times New Roman" w:hAnsi="Times New Roman"/>
+          <w:sz w:val="24"/>
+        </w:rPr>
+        <w:t>ополче́нь</w:t>
+      </w:r>
+      <w:r>
+        <w:rPr>
+          <w:rFonts w:ascii="Times New Roman" w:hAnsi="Times New Roman"/>
+          <w:sz w:val="24"/>
+        </w:rPr>
+        <w:t xml:space="preserve"> </w:t>
+      </w:r>
+      <w:r>
+        <w:rPr>
+          <w:rFonts w:ascii="Times New Roman" w:hAnsi="Times New Roman"/>
+          <w:sz w:val="24"/>
+        </w:rPr>
+        <w:t>во́рога</w:t>
+      </w:r>
+      <w:r>
+        <w:rPr>
+          <w:rFonts w:ascii="Times New Roman" w:hAnsi="Times New Roman"/>
+          <w:sz w:val="24"/>
+        </w:rPr>
+        <w:t xml:space="preserve">,* </w:t>
+      </w:r>
+      <w:r>
+        <w:rPr>
+          <w:rFonts w:ascii="Times New Roman" w:hAnsi="Times New Roman"/>
+          <w:sz w:val="24"/>
+        </w:rPr>
+        <w:t>що</w:t>
+      </w:r>
+      <w:r>
+        <w:rPr>
+          <w:rFonts w:ascii="Times New Roman" w:hAnsi="Times New Roman"/>
+          <w:sz w:val="24"/>
+        </w:rPr>
+        <w:t xml:space="preserve"> </w:t>
+      </w:r>
+      <w:r>
+        <w:rPr>
+          <w:rFonts w:ascii="Times New Roman" w:hAnsi="Times New Roman"/>
+          <w:sz w:val="24"/>
+        </w:rPr>
+        <w:t>пр</w:t>
+      </w:r>
+      <w:r>
+        <w:rPr>
+          <w:rFonts w:ascii="Times New Roman" w:hAnsi="Times New Roman"/>
+          <w:sz w:val="24"/>
+        </w:rPr>
+        <w:t>изві́в</w:t>
+      </w:r>
+      <w:r>
+        <w:rPr>
+          <w:rFonts w:ascii="Times New Roman" w:hAnsi="Times New Roman"/>
+          <w:sz w:val="24"/>
+        </w:rPr>
+        <w:t xml:space="preserve"> </w:t>
+      </w:r>
+      <w:r>
+        <w:rPr>
+          <w:rFonts w:ascii="Times New Roman" w:hAnsi="Times New Roman"/>
+          <w:sz w:val="24"/>
+        </w:rPr>
+        <w:t>до</w:t>
+      </w:r>
+      <w:r>
+        <w:rPr>
+          <w:rFonts w:ascii="Times New Roman" w:hAnsi="Times New Roman"/>
+          <w:sz w:val="24"/>
+        </w:rPr>
+        <w:t xml:space="preserve"> </w:t>
+      </w:r>
+      <w:r>
+        <w:rPr>
+          <w:rFonts w:ascii="Times New Roman" w:hAnsi="Times New Roman"/>
+          <w:sz w:val="24"/>
+        </w:rPr>
+        <w:t>паді́ння</w:t>
+      </w:r>
+      <w:r>
+        <w:rPr>
+          <w:rFonts w:ascii="Times New Roman" w:hAnsi="Times New Roman"/>
+          <w:sz w:val="24"/>
+        </w:rPr>
+        <w:t xml:space="preserve"> </w:t>
+      </w:r>
+      <w:r>
+        <w:rPr>
+          <w:rFonts w:ascii="Times New Roman" w:hAnsi="Times New Roman"/>
+          <w:sz w:val="24"/>
+        </w:rPr>
+        <w:t>єство</w:t>
+      </w:r>
+      <w:r>
+        <w:rPr>
+          <w:rFonts w:ascii="Times New Roman" w:hAnsi="Times New Roman"/>
+          <w:sz w:val="24"/>
+        </w:rPr>
+        <w:t xml:space="preserve">́ </w:t>
+      </w:r>
+      <w:r>
+        <w:rPr>
+          <w:rFonts w:ascii="Times New Roman" w:hAnsi="Times New Roman"/>
+          <w:sz w:val="24"/>
+        </w:rPr>
+        <w:t>люде́й</w:t>
+      </w:r>
+      <w:r>
+        <w:rPr>
+          <w:rFonts w:ascii="Times New Roman" w:hAnsi="Times New Roman"/>
+          <w:sz w:val="24"/>
+        </w:rPr>
+        <w:t xml:space="preserve">,* </w:t>
+      </w:r>
+      <w:r>
+        <w:rPr>
+          <w:rFonts w:ascii="Times New Roman" w:hAnsi="Times New Roman"/>
+          <w:sz w:val="24"/>
+        </w:rPr>
+        <w:t>відійшла</w:t>
+      </w:r>
+      <w:r>
+        <w:rPr>
+          <w:rFonts w:ascii="Times New Roman" w:hAnsi="Times New Roman"/>
+          <w:sz w:val="24"/>
+        </w:rPr>
+        <w:t xml:space="preserve">́ </w:t>
+      </w:r>
+      <w:r>
+        <w:rPr>
+          <w:rFonts w:ascii="Times New Roman" w:hAnsi="Times New Roman"/>
+          <w:sz w:val="24"/>
+        </w:rPr>
+        <w:t>ти</w:t>
+      </w:r>
+      <w:r>
+        <w:rPr>
+          <w:rFonts w:ascii="Times New Roman" w:hAnsi="Times New Roman"/>
+          <w:sz w:val="24"/>
+        </w:rPr>
+        <w:t xml:space="preserve"> в </w:t>
+      </w:r>
+      <w:r>
+        <w:rPr>
+          <w:rFonts w:ascii="Times New Roman" w:hAnsi="Times New Roman"/>
+          <w:sz w:val="24"/>
+        </w:rPr>
+        <w:t>поста́х</w:t>
+      </w:r>
+      <w:r>
+        <w:rPr>
+          <w:rFonts w:ascii="Times New Roman" w:hAnsi="Times New Roman"/>
+          <w:sz w:val="24"/>
+        </w:rPr>
+        <w:t xml:space="preserve"> і </w:t>
+      </w:r>
+      <w:r>
+        <w:rPr>
+          <w:rFonts w:ascii="Times New Roman" w:hAnsi="Times New Roman"/>
+          <w:sz w:val="24"/>
+        </w:rPr>
+        <w:t>сльоза́х</w:t>
+      </w:r>
+      <w:r>
+        <w:rPr>
+          <w:rFonts w:ascii="Times New Roman" w:hAnsi="Times New Roman"/>
+          <w:sz w:val="24"/>
+        </w:rPr>
+        <w:t xml:space="preserve">,* </w:t>
+      </w:r>
+      <w:r>
+        <w:rPr>
+          <w:rFonts w:ascii="Times New Roman" w:hAnsi="Times New Roman"/>
+          <w:sz w:val="24"/>
+        </w:rPr>
+        <w:t>не</w:t>
+      </w:r>
+      <w:r>
+        <w:rPr>
+          <w:rFonts w:ascii="Times New Roman" w:hAnsi="Times New Roman"/>
+          <w:sz w:val="24"/>
+        </w:rPr>
+        <w:t xml:space="preserve"> </w:t>
+      </w:r>
+      <w:r>
+        <w:rPr>
+          <w:rFonts w:ascii="Times New Roman" w:hAnsi="Times New Roman"/>
+          <w:sz w:val="24"/>
+        </w:rPr>
+        <w:t>пощади́вши</w:t>
+      </w:r>
+      <w:r>
+        <w:rPr>
+          <w:rFonts w:ascii="Times New Roman" w:hAnsi="Times New Roman"/>
+          <w:sz w:val="24"/>
+        </w:rPr>
+        <w:t xml:space="preserve"> </w:t>
+      </w:r>
+      <w:r>
+        <w:rPr>
+          <w:rFonts w:ascii="Times New Roman" w:hAnsi="Times New Roman"/>
+          <w:sz w:val="24"/>
+        </w:rPr>
+        <w:t>пло́ті</w:t>
+      </w:r>
+      <w:r>
+        <w:rPr>
+          <w:rFonts w:ascii="Times New Roman" w:hAnsi="Times New Roman"/>
+          <w:sz w:val="24"/>
+        </w:rPr>
+        <w:t xml:space="preserve">* </w:t>
+      </w:r>
+      <w:r>
+        <w:rPr>
+          <w:rFonts w:ascii="Times New Roman" w:hAnsi="Times New Roman"/>
+          <w:sz w:val="24"/>
+        </w:rPr>
+        <w:t>зара́ди</w:t>
+      </w:r>
+      <w:r>
+        <w:rPr>
+          <w:rFonts w:ascii="Times New Roman" w:hAnsi="Times New Roman"/>
+          <w:sz w:val="24"/>
+        </w:rPr>
+        <w:t xml:space="preserve"> </w:t>
+      </w:r>
+      <w:r>
+        <w:rPr>
+          <w:rFonts w:ascii="Times New Roman" w:hAnsi="Times New Roman"/>
+          <w:sz w:val="24"/>
+        </w:rPr>
+        <w:t>Боже́ственної</w:t>
+      </w:r>
+      <w:r>
+        <w:rPr>
+          <w:rFonts w:ascii="Times New Roman" w:hAnsi="Times New Roman"/>
+          <w:sz w:val="24"/>
+        </w:rPr>
+        <w:t xml:space="preserve"> любо́ви.* </w:t>
+      </w:r>
+      <w:r>
+        <w:rPr>
+          <w:rFonts w:ascii="Times New Roman" w:hAnsi="Times New Roman"/>
+          <w:sz w:val="24"/>
+        </w:rPr>
+        <w:t>Тим-то</w:t>
+      </w:r>
+      <w:r>
+        <w:rPr>
+          <w:rFonts w:ascii="Times New Roman" w:hAnsi="Times New Roman"/>
+          <w:sz w:val="24"/>
+        </w:rPr>
+        <w:t xml:space="preserve"> </w:t>
+      </w:r>
+      <w:r>
+        <w:rPr>
+          <w:rFonts w:ascii="Times New Roman" w:hAnsi="Times New Roman"/>
+          <w:sz w:val="24"/>
+        </w:rPr>
+        <w:t>розпоча́ла</w:t>
+      </w:r>
+      <w:r>
+        <w:rPr>
+          <w:rFonts w:ascii="Times New Roman" w:hAnsi="Times New Roman"/>
+          <w:sz w:val="24"/>
+        </w:rPr>
+        <w:t xml:space="preserve"> </w:t>
+      </w:r>
+      <w:r>
+        <w:rPr>
+          <w:rFonts w:ascii="Times New Roman" w:hAnsi="Times New Roman"/>
+          <w:sz w:val="24"/>
+        </w:rPr>
+        <w:t>ти</w:t>
+      </w:r>
+      <w:r>
+        <w:rPr>
+          <w:rFonts w:ascii="Times New Roman" w:hAnsi="Times New Roman"/>
+          <w:sz w:val="24"/>
+        </w:rPr>
+        <w:t xml:space="preserve"> </w:t>
+      </w:r>
+      <w:r>
+        <w:rPr>
+          <w:rFonts w:ascii="Times New Roman" w:hAnsi="Times New Roman"/>
+          <w:sz w:val="24"/>
+        </w:rPr>
+        <w:t>Боже́ственні</w:t>
+      </w:r>
+      <w:r>
+        <w:rPr>
+          <w:rFonts w:ascii="Times New Roman" w:hAnsi="Times New Roman"/>
+          <w:sz w:val="24"/>
+        </w:rPr>
+        <w:t xml:space="preserve"> </w:t>
+      </w:r>
+      <w:r>
+        <w:rPr>
+          <w:rFonts w:ascii="Times New Roman" w:hAnsi="Times New Roman"/>
+          <w:sz w:val="24"/>
+        </w:rPr>
+        <w:t>по́двиги</w:t>
+      </w:r>
+      <w:r>
+        <w:rPr>
+          <w:rFonts w:ascii="Times New Roman" w:hAnsi="Times New Roman"/>
+          <w:sz w:val="24"/>
+        </w:rPr>
+        <w:t xml:space="preserve">,* </w:t>
+      </w:r>
+      <w:r>
+        <w:rPr>
+          <w:rFonts w:ascii="Times New Roman" w:hAnsi="Times New Roman"/>
+          <w:sz w:val="24"/>
+        </w:rPr>
+        <w:t>впокори́вши</w:t>
+      </w:r>
+      <w:r>
+        <w:rPr>
+          <w:rFonts w:ascii="Times New Roman" w:hAnsi="Times New Roman"/>
+          <w:sz w:val="24"/>
+        </w:rPr>
+        <w:t xml:space="preserve"> </w:t>
+      </w:r>
+      <w:r>
+        <w:rPr>
+          <w:rFonts w:ascii="Times New Roman" w:hAnsi="Times New Roman"/>
+          <w:sz w:val="24"/>
+        </w:rPr>
+        <w:t>ро́зум</w:t>
+      </w:r>
+      <w:r>
+        <w:rPr>
+          <w:rFonts w:ascii="Times New Roman" w:hAnsi="Times New Roman"/>
+          <w:sz w:val="24"/>
+        </w:rPr>
+        <w:t xml:space="preserve"> </w:t>
+      </w:r>
+      <w:r>
+        <w:rPr>
+          <w:rFonts w:ascii="Times New Roman" w:hAnsi="Times New Roman"/>
+          <w:sz w:val="24"/>
+        </w:rPr>
+        <w:t>Протибо́рця</w:t>
+      </w:r>
+      <w:r>
+        <w:rPr>
+          <w:rFonts w:ascii="Times New Roman" w:hAnsi="Times New Roman"/>
+          <w:sz w:val="24"/>
+        </w:rPr>
+        <w:t xml:space="preserve">,* </w:t>
+      </w:r>
+      <w:r>
+        <w:rPr>
+          <w:rFonts w:ascii="Times New Roman" w:hAnsi="Times New Roman"/>
+          <w:sz w:val="24"/>
+        </w:rPr>
+        <w:t>Ма́рто</w:t>
+      </w:r>
+      <w:r>
+        <w:rPr>
+          <w:rFonts w:ascii="Times New Roman" w:hAnsi="Times New Roman"/>
+          <w:sz w:val="24"/>
+        </w:rPr>
+        <w:t xml:space="preserve"> </w:t>
+      </w:r>
+      <w:r>
+        <w:rPr>
+          <w:rFonts w:ascii="Times New Roman" w:hAnsi="Times New Roman"/>
+          <w:sz w:val="24"/>
+        </w:rPr>
+        <w:t>чесна</w:t>
+      </w:r>
+      <w:r>
+        <w:rPr>
+          <w:rFonts w:ascii="Times New Roman" w:hAnsi="Times New Roman"/>
+          <w:sz w:val="24"/>
+        </w:rPr>
+        <w:t xml:space="preserve">́ і </w:t>
+      </w:r>
+      <w:r>
+        <w:rPr>
+          <w:rFonts w:ascii="Times New Roman" w:hAnsi="Times New Roman"/>
+          <w:sz w:val="24"/>
+        </w:rPr>
+        <w:t>пресла́вна</w:t>
+      </w:r>
+      <w:r>
+        <w:rPr>
+          <w:rFonts w:ascii="Times New Roman" w:hAnsi="Times New Roman"/>
+          <w:sz w:val="24"/>
+        </w:rPr>
+        <w:t xml:space="preserve">. </w:t>
+      </w:r>
+      <w:r>
+        <w:rPr>
+          <w:rFonts w:ascii="Times New Roman" w:hAnsi="Times New Roman"/>
+          <w:i/>
+          <w:color w:val="FF0000"/>
+          <w:sz w:val="24"/>
+        </w:rPr>
+        <w:t>(</w:t>
+      </w:r>
+      <w:r>
+        <w:rPr>
+          <w:rFonts w:ascii="Times New Roman" w:hAnsi="Times New Roman"/>
+          <w:i/>
+          <w:color w:val="FF0000"/>
+          <w:sz w:val="24"/>
+        </w:rPr>
+        <w:t>двічі</w:t>
+      </w:r>
+      <w:r>
+        <w:rPr>
+          <w:rFonts w:ascii="Times New Roman" w:hAnsi="Times New Roman"/>
+          <w:i/>
+          <w:color w:val="FF0000"/>
+          <w:sz w:val="24"/>
+        </w:rPr>
+        <w:t>)</w:t>
+      </w:r>
+    </w:p>
+    <w:p>
+      <w:pPr>
+        <w:spacing w:after="120"/>
+      </w:pPr>
+      <w:r>
+        <w:rPr>
+          <w:rFonts w:ascii="Times New Roman" w:hAnsi="Times New Roman"/>
+          <w:i/>
+          <w:color w:val="FF0000"/>
+          <w:sz w:val="24"/>
+        </w:rPr>
+        <w:t>Стих:</w:t>
+      </w:r>
+      <w:r>
+        <w:rPr>
+          <w:rFonts w:ascii="Times New Roman" w:hAnsi="Times New Roman"/>
+          <w:i/>
+          <w:sz w:val="24"/>
+        </w:rPr>
+        <w:t xml:space="preserve"> </w:t>
+      </w:r>
+      <w:r>
+        <w:rPr>
+          <w:rFonts w:ascii="Times New Roman" w:hAnsi="Times New Roman"/>
+          <w:sz w:val="24"/>
+          <w:u w:val="single"/>
+        </w:rPr>
+        <w:t>Вели́ке бо до нас Його́ милосе́рдя,* і ві́рність Го́спода пові́ки.</w:t>
+      </w:r>
+    </w:p>
+    <w:p>
+      <w:pPr>
+        <w:pStyle w:val="Normal"/>
+        <w:spacing w:after="120"/>
+      </w:pPr>
+      <w:r>
+        <w:rPr>
+          <w:rFonts w:ascii="Times New Roman" w:hAnsi="Times New Roman"/>
+          <w:sz w:val="24"/>
+        </w:rPr>
+        <w:t>Відцура́лася</w:t>
+      </w:r>
+      <w:r>
+        <w:rPr>
+          <w:rFonts w:ascii="Times New Roman" w:hAnsi="Times New Roman"/>
+          <w:sz w:val="24"/>
+        </w:rPr>
+        <w:t xml:space="preserve"> </w:t>
+      </w:r>
+      <w:r>
+        <w:rPr>
+          <w:rFonts w:ascii="Times New Roman" w:hAnsi="Times New Roman"/>
+          <w:sz w:val="24"/>
+        </w:rPr>
+        <w:t>ти</w:t>
+      </w:r>
+      <w:r>
+        <w:rPr>
+          <w:rFonts w:ascii="Times New Roman" w:hAnsi="Times New Roman"/>
+          <w:sz w:val="24"/>
+        </w:rPr>
+        <w:t xml:space="preserve"> </w:t>
+      </w:r>
+      <w:r>
+        <w:rPr>
+          <w:rFonts w:ascii="Times New Roman" w:hAnsi="Times New Roman"/>
+          <w:sz w:val="24"/>
+        </w:rPr>
+        <w:t>д</w:t>
+      </w:r>
+      <w:r>
+        <w:rPr>
+          <w:rFonts w:ascii="Times New Roman" w:hAnsi="Times New Roman"/>
+          <w:sz w:val="24"/>
+        </w:rPr>
+        <w:t>оча́сного</w:t>
+      </w:r>
+      <w:r>
+        <w:rPr>
+          <w:rFonts w:ascii="Times New Roman" w:hAnsi="Times New Roman"/>
+          <w:sz w:val="24"/>
+        </w:rPr>
+        <w:t>,*</w:t>
+      </w:r>
+      <w:r>
+        <w:rPr>
+          <w:rFonts w:ascii="Times New Roman" w:hAnsi="Times New Roman"/>
+          <w:sz w:val="24"/>
+        </w:rPr>
+        <w:t xml:space="preserve"> і </w:t>
+      </w:r>
+      <w:r>
+        <w:rPr>
+          <w:rFonts w:ascii="Times New Roman" w:hAnsi="Times New Roman"/>
+          <w:sz w:val="24"/>
+        </w:rPr>
+        <w:t>втекла</w:t>
+      </w:r>
+      <w:r>
+        <w:rPr>
+          <w:rFonts w:ascii="Times New Roman" w:hAnsi="Times New Roman"/>
+          <w:sz w:val="24"/>
+        </w:rPr>
+        <w:t xml:space="preserve">́ </w:t>
+      </w:r>
+      <w:r>
+        <w:rPr>
+          <w:rFonts w:ascii="Times New Roman" w:hAnsi="Times New Roman"/>
+          <w:sz w:val="24"/>
+        </w:rPr>
+        <w:t>від</w:t>
+      </w:r>
+      <w:r>
+        <w:rPr>
+          <w:rFonts w:ascii="Times New Roman" w:hAnsi="Times New Roman"/>
+          <w:sz w:val="24"/>
+        </w:rPr>
+        <w:t xml:space="preserve"> </w:t>
+      </w:r>
+      <w:r>
+        <w:rPr>
+          <w:rFonts w:ascii="Times New Roman" w:hAnsi="Times New Roman"/>
+          <w:sz w:val="24"/>
+        </w:rPr>
+        <w:t>любо́ви</w:t>
+      </w:r>
+      <w:r>
+        <w:rPr>
+          <w:rFonts w:ascii="Times New Roman" w:hAnsi="Times New Roman"/>
+          <w:sz w:val="24"/>
+        </w:rPr>
+        <w:t xml:space="preserve"> </w:t>
+      </w:r>
+      <w:r>
+        <w:rPr>
+          <w:rFonts w:ascii="Times New Roman" w:hAnsi="Times New Roman"/>
+          <w:sz w:val="24"/>
+        </w:rPr>
+        <w:t>тлі́нного</w:t>
+      </w:r>
+      <w:r>
+        <w:rPr>
+          <w:rFonts w:ascii="Times New Roman" w:hAnsi="Times New Roman"/>
+          <w:sz w:val="24"/>
+        </w:rPr>
+        <w:t xml:space="preserve">,* і </w:t>
+      </w:r>
+      <w:r>
+        <w:rPr>
+          <w:rFonts w:ascii="Times New Roman" w:hAnsi="Times New Roman"/>
+          <w:sz w:val="24"/>
+        </w:rPr>
+        <w:t>забажа́ла</w:t>
+      </w:r>
+      <w:r>
+        <w:rPr>
+          <w:rFonts w:ascii="Times New Roman" w:hAnsi="Times New Roman"/>
+          <w:sz w:val="24"/>
+        </w:rPr>
+        <w:t xml:space="preserve"> </w:t>
+      </w:r>
+      <w:r>
+        <w:rPr>
+          <w:rFonts w:ascii="Times New Roman" w:hAnsi="Times New Roman"/>
+          <w:sz w:val="24"/>
+        </w:rPr>
+        <w:t>же́ребу</w:t>
+      </w:r>
+      <w:r>
+        <w:rPr>
+          <w:rFonts w:ascii="Times New Roman" w:hAnsi="Times New Roman"/>
+          <w:sz w:val="24"/>
+        </w:rPr>
+        <w:t xml:space="preserve"> </w:t>
+      </w:r>
+      <w:r>
+        <w:rPr>
+          <w:rFonts w:ascii="Times New Roman" w:hAnsi="Times New Roman"/>
+          <w:sz w:val="24"/>
+        </w:rPr>
+        <w:t>небе́сного</w:t>
+      </w:r>
+      <w:r>
+        <w:rPr>
+          <w:rFonts w:ascii="Times New Roman" w:hAnsi="Times New Roman"/>
+          <w:sz w:val="24"/>
+        </w:rPr>
+        <w:t xml:space="preserve">,* </w:t>
+      </w:r>
+      <w:r>
+        <w:rPr>
+          <w:rFonts w:ascii="Times New Roman" w:hAnsi="Times New Roman"/>
+          <w:sz w:val="24"/>
+        </w:rPr>
+        <w:t>досто́йного</w:t>
+      </w:r>
+      <w:r>
+        <w:rPr>
+          <w:rFonts w:ascii="Times New Roman" w:hAnsi="Times New Roman"/>
+          <w:sz w:val="24"/>
+        </w:rPr>
+        <w:t xml:space="preserve"> </w:t>
+      </w:r>
+      <w:r>
+        <w:rPr>
+          <w:rFonts w:ascii="Times New Roman" w:hAnsi="Times New Roman"/>
+          <w:sz w:val="24"/>
+        </w:rPr>
+        <w:t>пра́ведних</w:t>
+      </w:r>
+      <w:r>
+        <w:rPr>
+          <w:rFonts w:ascii="Times New Roman" w:hAnsi="Times New Roman"/>
+          <w:sz w:val="24"/>
+        </w:rPr>
+        <w:t xml:space="preserve">,* </w:t>
+      </w:r>
+      <w:r>
+        <w:rPr>
+          <w:rFonts w:ascii="Times New Roman" w:hAnsi="Times New Roman"/>
+          <w:sz w:val="24"/>
+        </w:rPr>
+        <w:t>спрямо́ваного</w:t>
+      </w:r>
+      <w:r>
+        <w:rPr>
+          <w:rFonts w:ascii="Times New Roman" w:hAnsi="Times New Roman"/>
+          <w:sz w:val="24"/>
+        </w:rPr>
+        <w:t xml:space="preserve"> у </w:t>
+      </w:r>
+      <w:r>
+        <w:rPr>
+          <w:rFonts w:ascii="Times New Roman" w:hAnsi="Times New Roman"/>
+          <w:sz w:val="24"/>
+        </w:rPr>
+        <w:t>ві́чність</w:t>
+      </w:r>
+      <w:r>
+        <w:rPr>
+          <w:rFonts w:ascii="Times New Roman" w:hAnsi="Times New Roman"/>
+          <w:sz w:val="24"/>
+        </w:rPr>
+        <w:t xml:space="preserve">, </w:t>
+      </w:r>
+      <w:r>
+        <w:rPr>
+          <w:rFonts w:ascii="Times New Roman" w:hAnsi="Times New Roman"/>
+          <w:sz w:val="24"/>
+        </w:rPr>
+        <w:t>нетлі́нного</w:t>
+      </w:r>
+      <w:r>
+        <w:rPr>
+          <w:rFonts w:ascii="Times New Roman" w:hAnsi="Times New Roman"/>
+          <w:sz w:val="24"/>
+        </w:rPr>
+        <w:t xml:space="preserve">, </w:t>
+      </w:r>
+      <w:r>
+        <w:rPr>
+          <w:rFonts w:ascii="Times New Roman" w:hAnsi="Times New Roman"/>
+          <w:sz w:val="24"/>
+        </w:rPr>
+        <w:t>чи́стая</w:t>
+      </w:r>
+      <w:r>
+        <w:rPr>
+          <w:rFonts w:ascii="Times New Roman" w:hAnsi="Times New Roman"/>
+          <w:sz w:val="24"/>
+        </w:rPr>
+        <w:t xml:space="preserve">,* і </w:t>
+      </w:r>
+      <w:r>
+        <w:rPr>
+          <w:rFonts w:ascii="Times New Roman" w:hAnsi="Times New Roman"/>
+          <w:sz w:val="24"/>
+        </w:rPr>
+        <w:t>життя</w:t>
+      </w:r>
+      <w:r>
+        <w:rPr>
+          <w:rFonts w:ascii="Times New Roman" w:hAnsi="Times New Roman"/>
+          <w:sz w:val="24"/>
+        </w:rPr>
+        <w:t xml:space="preserve">́ непромина́льного.* </w:t>
+      </w:r>
+      <w:r>
+        <w:rPr>
+          <w:rFonts w:ascii="Times New Roman" w:hAnsi="Times New Roman"/>
+          <w:sz w:val="24"/>
+        </w:rPr>
+        <w:t>Тим-то</w:t>
+      </w:r>
+      <w:r>
+        <w:rPr>
+          <w:rFonts w:ascii="Times New Roman" w:hAnsi="Times New Roman"/>
+          <w:sz w:val="24"/>
+        </w:rPr>
+        <w:t xml:space="preserve"> з </w:t>
+      </w:r>
+      <w:r>
+        <w:rPr>
+          <w:rFonts w:ascii="Times New Roman" w:hAnsi="Times New Roman"/>
+          <w:sz w:val="24"/>
+        </w:rPr>
+        <w:t>ві́рою</w:t>
+      </w:r>
+      <w:r>
+        <w:rPr>
+          <w:rFonts w:ascii="Times New Roman" w:hAnsi="Times New Roman"/>
+          <w:sz w:val="24"/>
+        </w:rPr>
+        <w:t xml:space="preserve"> </w:t>
+      </w:r>
+      <w:r>
+        <w:rPr>
+          <w:rFonts w:ascii="Times New Roman" w:hAnsi="Times New Roman"/>
+          <w:sz w:val="24"/>
+        </w:rPr>
+        <w:t>твою</w:t>
+      </w:r>
+      <w:r>
+        <w:rPr>
+          <w:rFonts w:ascii="Times New Roman" w:hAnsi="Times New Roman"/>
+          <w:sz w:val="24"/>
+        </w:rPr>
+        <w:t xml:space="preserve">́ </w:t>
+      </w:r>
+      <w:r>
+        <w:rPr>
+          <w:rFonts w:ascii="Times New Roman" w:hAnsi="Times New Roman"/>
+          <w:sz w:val="24"/>
+        </w:rPr>
+        <w:t>сві́тлу</w:t>
+      </w:r>
+      <w:r>
+        <w:rPr>
+          <w:rFonts w:ascii="Times New Roman" w:hAnsi="Times New Roman"/>
+          <w:sz w:val="24"/>
+        </w:rPr>
+        <w:t xml:space="preserve"> і </w:t>
+      </w:r>
+      <w:r>
+        <w:rPr>
+          <w:rFonts w:ascii="Times New Roman" w:hAnsi="Times New Roman"/>
+          <w:sz w:val="24"/>
+        </w:rPr>
+        <w:t>світлоно́сну</w:t>
+      </w:r>
+      <w:r>
+        <w:rPr>
+          <w:rFonts w:ascii="Times New Roman" w:hAnsi="Times New Roman"/>
+          <w:sz w:val="24"/>
+        </w:rPr>
+        <w:t xml:space="preserve"> </w:t>
+      </w:r>
+      <w:r>
+        <w:rPr>
+          <w:rFonts w:ascii="Times New Roman" w:hAnsi="Times New Roman"/>
+          <w:sz w:val="24"/>
+        </w:rPr>
+        <w:t>зве́ршуючи</w:t>
+      </w:r>
+      <w:r>
+        <w:rPr>
+          <w:rFonts w:ascii="Times New Roman" w:hAnsi="Times New Roman"/>
+          <w:sz w:val="24"/>
+        </w:rPr>
+        <w:t xml:space="preserve"> </w:t>
+      </w:r>
+      <w:r>
+        <w:rPr>
+          <w:rFonts w:ascii="Times New Roman" w:hAnsi="Times New Roman"/>
+          <w:sz w:val="24"/>
+        </w:rPr>
+        <w:t>па́м’ять</w:t>
+      </w:r>
+      <w:r>
+        <w:rPr>
+          <w:rFonts w:ascii="Times New Roman" w:hAnsi="Times New Roman"/>
+          <w:sz w:val="24"/>
+        </w:rPr>
+        <w:t xml:space="preserve">,* </w:t>
+      </w:r>
+      <w:r>
+        <w:rPr>
+          <w:rFonts w:ascii="Times New Roman" w:hAnsi="Times New Roman"/>
+          <w:sz w:val="24"/>
+        </w:rPr>
+        <w:t>пісня́м</w:t>
+      </w:r>
+      <w:r>
+        <w:rPr>
+          <w:rFonts w:ascii="Times New Roman" w:hAnsi="Times New Roman"/>
+          <w:sz w:val="24"/>
+        </w:rPr>
+        <w:t>и</w:t>
+      </w:r>
+      <w:r>
+        <w:rPr>
+          <w:rFonts w:ascii="Times New Roman" w:hAnsi="Times New Roman"/>
+          <w:sz w:val="24"/>
+        </w:rPr>
+        <w:t xml:space="preserve"> </w:t>
+      </w:r>
+      <w:r>
+        <w:rPr>
+          <w:rFonts w:ascii="Times New Roman" w:hAnsi="Times New Roman"/>
+          <w:sz w:val="24"/>
+        </w:rPr>
+        <w:t>Боже́ственними</w:t>
+      </w:r>
+      <w:r>
+        <w:rPr>
+          <w:rFonts w:ascii="Times New Roman" w:hAnsi="Times New Roman"/>
+          <w:sz w:val="24"/>
+        </w:rPr>
+        <w:t xml:space="preserve"> </w:t>
+      </w:r>
+      <w:r>
+        <w:rPr>
+          <w:rFonts w:ascii="Times New Roman" w:hAnsi="Times New Roman"/>
+          <w:sz w:val="24"/>
+        </w:rPr>
+        <w:t>вшано́вуємо</w:t>
+      </w:r>
+      <w:r>
+        <w:rPr>
+          <w:rFonts w:ascii="Times New Roman" w:hAnsi="Times New Roman"/>
+          <w:sz w:val="24"/>
+        </w:rPr>
+        <w:t xml:space="preserve"> </w:t>
+      </w:r>
+      <w:r>
+        <w:rPr>
+          <w:rFonts w:ascii="Times New Roman" w:hAnsi="Times New Roman"/>
+          <w:sz w:val="24"/>
+        </w:rPr>
+        <w:t>тебе</w:t>
+      </w:r>
+      <w:r>
+        <w:rPr>
+          <w:rFonts w:ascii="Times New Roman" w:hAnsi="Times New Roman"/>
+          <w:sz w:val="24"/>
+        </w:rPr>
+        <w:t xml:space="preserve">́,* </w:t>
+      </w:r>
+      <w:r>
+        <w:rPr>
+          <w:rFonts w:ascii="Times New Roman" w:hAnsi="Times New Roman"/>
+          <w:sz w:val="24"/>
+        </w:rPr>
+        <w:t>Ма́рто</w:t>
+      </w:r>
+      <w:r>
+        <w:rPr>
+          <w:rFonts w:ascii="Times New Roman" w:hAnsi="Times New Roman"/>
+          <w:sz w:val="24"/>
+        </w:rPr>
+        <w:t xml:space="preserve"> </w:t>
+      </w:r>
+      <w:r>
+        <w:rPr>
+          <w:rFonts w:ascii="Times New Roman" w:hAnsi="Times New Roman"/>
+          <w:sz w:val="24"/>
+        </w:rPr>
+        <w:t>сла́вна</w:t>
+      </w:r>
+      <w:r>
+        <w:rPr>
+          <w:rFonts w:ascii="Times New Roman" w:hAnsi="Times New Roman"/>
+          <w:sz w:val="24"/>
+        </w:rPr>
+        <w:t>!</w:t>
+      </w:r>
+    </w:p>
+    <w:p>
+      <w:pPr>
+        <w:pStyle w:val="Normal"/>
+        <w:spacing w:after="120"/>
+      </w:pPr>
+      <w:r>
+        <w:rPr>
+          <w:rFonts w:ascii="Times New Roman" w:hAnsi="Times New Roman"/>
+          <w:b/>
+          <w:sz w:val="24"/>
+        </w:rPr>
+        <w:t>Слава</w:t>
+      </w:r>
+      <w:r>
+        <w:rPr>
+          <w:rFonts w:ascii="Times New Roman" w:hAnsi="Times New Roman"/>
+          <w:i/>
+          <w:color w:val="FF0000"/>
+          <w:sz w:val="24"/>
+        </w:rPr>
+        <w:t xml:space="preserve"> (г. 6): </w:t>
+      </w:r>
+      <w:r>
+        <w:rPr>
+          <w:rFonts w:ascii="Times New Roman" w:hAnsi="Times New Roman"/>
+          <w:sz w:val="24"/>
+        </w:rPr>
+        <w:t>Преподо́бний</w:t>
+      </w:r>
+      <w:r>
+        <w:rPr>
+          <w:rFonts w:ascii="Times New Roman" w:hAnsi="Times New Roman"/>
+          <w:sz w:val="24"/>
+        </w:rPr>
+        <w:t xml:space="preserve"> </w:t>
+      </w:r>
+      <w:r>
+        <w:rPr>
+          <w:rFonts w:ascii="Times New Roman" w:hAnsi="Times New Roman"/>
+          <w:sz w:val="24"/>
+        </w:rPr>
+        <w:t>о́тче</w:t>
+      </w:r>
+      <w:r>
+        <w:rPr>
+          <w:rFonts w:ascii="Times New Roman" w:hAnsi="Times New Roman"/>
+          <w:sz w:val="24"/>
+        </w:rPr>
+        <w:t xml:space="preserve"> </w:t>
+      </w:r>
+      <w:r>
+        <w:rPr>
+          <w:rFonts w:ascii="Times New Roman" w:hAnsi="Times New Roman"/>
+          <w:sz w:val="24"/>
+        </w:rPr>
+        <w:t>Андре́ю</w:t>
+      </w:r>
+      <w:r>
+        <w:rPr>
+          <w:rFonts w:ascii="Times New Roman" w:hAnsi="Times New Roman"/>
+          <w:sz w:val="24"/>
+        </w:rPr>
+        <w:t>,*</w:t>
+      </w:r>
+      <w:r>
+        <w:rPr>
+          <w:rFonts w:ascii="Times New Roman" w:hAnsi="Times New Roman"/>
+          <w:sz w:val="24"/>
+        </w:rPr>
+        <w:t xml:space="preserve"> </w:t>
+      </w:r>
+      <w:r>
+        <w:rPr>
+          <w:rFonts w:ascii="Times New Roman" w:hAnsi="Times New Roman"/>
+          <w:sz w:val="24"/>
+        </w:rPr>
+        <w:t>на</w:t>
+      </w:r>
+      <w:r>
+        <w:rPr>
+          <w:rFonts w:ascii="Times New Roman" w:hAnsi="Times New Roman"/>
+          <w:sz w:val="24"/>
+        </w:rPr>
+        <w:t xml:space="preserve"> </w:t>
+      </w:r>
+      <w:r>
+        <w:rPr>
+          <w:rFonts w:ascii="Times New Roman" w:hAnsi="Times New Roman"/>
+          <w:sz w:val="24"/>
+        </w:rPr>
+        <w:t>всю</w:t>
+      </w:r>
+      <w:r>
+        <w:rPr>
+          <w:rFonts w:ascii="Times New Roman" w:hAnsi="Times New Roman"/>
+          <w:sz w:val="24"/>
+        </w:rPr>
+        <w:t xml:space="preserve"> </w:t>
+      </w:r>
+      <w:r>
+        <w:rPr>
+          <w:rFonts w:ascii="Times New Roman" w:hAnsi="Times New Roman"/>
+          <w:sz w:val="24"/>
+        </w:rPr>
+        <w:t>зе́млю</w:t>
+      </w:r>
+      <w:r>
+        <w:rPr>
+          <w:rFonts w:ascii="Times New Roman" w:hAnsi="Times New Roman"/>
+          <w:sz w:val="24"/>
+        </w:rPr>
+        <w:t xml:space="preserve"> </w:t>
+      </w:r>
+      <w:r>
+        <w:rPr>
+          <w:rFonts w:ascii="Times New Roman" w:hAnsi="Times New Roman"/>
+          <w:sz w:val="24"/>
+        </w:rPr>
+        <w:t>ви́йшло</w:t>
+      </w:r>
+      <w:r>
+        <w:rPr>
+          <w:rFonts w:ascii="Times New Roman" w:hAnsi="Times New Roman"/>
+          <w:sz w:val="24"/>
+        </w:rPr>
+        <w:t xml:space="preserve"> </w:t>
+      </w:r>
+      <w:r>
+        <w:rPr>
+          <w:rFonts w:ascii="Times New Roman" w:hAnsi="Times New Roman"/>
+          <w:sz w:val="24"/>
+        </w:rPr>
+        <w:t>віща́ння</w:t>
+      </w:r>
+      <w:r>
+        <w:rPr>
+          <w:rFonts w:ascii="Times New Roman" w:hAnsi="Times New Roman"/>
+          <w:sz w:val="24"/>
+        </w:rPr>
+        <w:t xml:space="preserve"> </w:t>
+      </w:r>
+      <w:r>
+        <w:rPr>
+          <w:rFonts w:ascii="Times New Roman" w:hAnsi="Times New Roman"/>
+          <w:sz w:val="24"/>
+        </w:rPr>
+        <w:t>пра́вих</w:t>
+      </w:r>
+      <w:r>
+        <w:rPr>
+          <w:rFonts w:ascii="Times New Roman" w:hAnsi="Times New Roman"/>
+          <w:sz w:val="24"/>
+        </w:rPr>
+        <w:t xml:space="preserve"> </w:t>
+      </w:r>
+      <w:r>
+        <w:rPr>
+          <w:rFonts w:ascii="Times New Roman" w:hAnsi="Times New Roman"/>
+          <w:sz w:val="24"/>
+        </w:rPr>
+        <w:t>діл</w:t>
+      </w:r>
+      <w:r>
+        <w:rPr>
+          <w:rFonts w:ascii="Times New Roman" w:hAnsi="Times New Roman"/>
+          <w:sz w:val="24"/>
+        </w:rPr>
+        <w:t xml:space="preserve"> </w:t>
+      </w:r>
+      <w:r>
+        <w:rPr>
+          <w:rFonts w:ascii="Times New Roman" w:hAnsi="Times New Roman"/>
+          <w:sz w:val="24"/>
+        </w:rPr>
+        <w:t>твої́х</w:t>
+      </w:r>
+      <w:r>
+        <w:rPr>
+          <w:rFonts w:ascii="Times New Roman" w:hAnsi="Times New Roman"/>
+          <w:sz w:val="24"/>
+        </w:rPr>
+        <w:t xml:space="preserve">* – </w:t>
+      </w:r>
+      <w:r>
+        <w:rPr>
+          <w:rFonts w:ascii="Times New Roman" w:hAnsi="Times New Roman"/>
+          <w:sz w:val="24"/>
+        </w:rPr>
+        <w:t>тим-то</w:t>
+      </w:r>
+      <w:r>
+        <w:rPr>
+          <w:rFonts w:ascii="Times New Roman" w:hAnsi="Times New Roman"/>
+          <w:sz w:val="24"/>
+        </w:rPr>
+        <w:t xml:space="preserve"> </w:t>
+      </w:r>
+      <w:r>
+        <w:rPr>
+          <w:rFonts w:ascii="Times New Roman" w:hAnsi="Times New Roman"/>
+          <w:sz w:val="24"/>
+        </w:rPr>
+        <w:t>на</w:t>
+      </w:r>
+      <w:r>
+        <w:rPr>
+          <w:rFonts w:ascii="Times New Roman" w:hAnsi="Times New Roman"/>
+          <w:sz w:val="24"/>
+        </w:rPr>
+        <w:t xml:space="preserve"> </w:t>
+      </w:r>
+      <w:r>
+        <w:rPr>
+          <w:rFonts w:ascii="Times New Roman" w:hAnsi="Times New Roman"/>
+          <w:sz w:val="24"/>
+        </w:rPr>
+        <w:t>небеса́х</w:t>
+      </w:r>
+      <w:r>
+        <w:rPr>
+          <w:rFonts w:ascii="Times New Roman" w:hAnsi="Times New Roman"/>
+          <w:sz w:val="24"/>
+        </w:rPr>
+        <w:t xml:space="preserve"> </w:t>
+      </w:r>
+      <w:r>
+        <w:rPr>
+          <w:rFonts w:ascii="Times New Roman" w:hAnsi="Times New Roman"/>
+          <w:sz w:val="24"/>
+        </w:rPr>
+        <w:t>отри́мав</w:t>
+      </w:r>
+      <w:r>
+        <w:rPr>
+          <w:rFonts w:ascii="Times New Roman" w:hAnsi="Times New Roman"/>
+          <w:sz w:val="24"/>
+        </w:rPr>
+        <w:t xml:space="preserve"> </w:t>
+      </w:r>
+      <w:r>
+        <w:rPr>
+          <w:rFonts w:ascii="Times New Roman" w:hAnsi="Times New Roman"/>
+          <w:sz w:val="24"/>
+        </w:rPr>
+        <w:t>єси</w:t>
+      </w:r>
+      <w:r>
+        <w:rPr>
+          <w:rFonts w:ascii="Times New Roman" w:hAnsi="Times New Roman"/>
+          <w:sz w:val="24"/>
+        </w:rPr>
+        <w:t xml:space="preserve">́ </w:t>
+      </w:r>
+      <w:r>
+        <w:rPr>
+          <w:rFonts w:ascii="Times New Roman" w:hAnsi="Times New Roman"/>
+          <w:sz w:val="24"/>
+        </w:rPr>
+        <w:t>нагоро́ду</w:t>
+      </w:r>
+      <w:r>
+        <w:rPr>
+          <w:rFonts w:ascii="Times New Roman" w:hAnsi="Times New Roman"/>
+          <w:sz w:val="24"/>
+        </w:rPr>
+        <w:t xml:space="preserve"> </w:t>
+      </w:r>
+      <w:r>
+        <w:rPr>
+          <w:rFonts w:ascii="Times New Roman" w:hAnsi="Times New Roman"/>
+          <w:sz w:val="24"/>
+        </w:rPr>
+        <w:t>за</w:t>
+      </w:r>
+      <w:r>
+        <w:rPr>
+          <w:rFonts w:ascii="Times New Roman" w:hAnsi="Times New Roman"/>
+          <w:sz w:val="24"/>
+        </w:rPr>
+        <w:t xml:space="preserve"> </w:t>
+      </w:r>
+      <w:r>
+        <w:rPr>
+          <w:rFonts w:ascii="Times New Roman" w:hAnsi="Times New Roman"/>
+          <w:sz w:val="24"/>
+        </w:rPr>
+        <w:t>труди</w:t>
+      </w:r>
+      <w:r>
+        <w:rPr>
+          <w:rFonts w:ascii="Times New Roman" w:hAnsi="Times New Roman"/>
+          <w:sz w:val="24"/>
+        </w:rPr>
+        <w:t xml:space="preserve">́ твої́.* </w:t>
+      </w:r>
+      <w:r>
+        <w:rPr>
+          <w:rFonts w:ascii="Times New Roman" w:hAnsi="Times New Roman"/>
+          <w:sz w:val="24"/>
+        </w:rPr>
+        <w:t>Де́монські</w:t>
+      </w:r>
+      <w:r>
+        <w:rPr>
+          <w:rFonts w:ascii="Times New Roman" w:hAnsi="Times New Roman"/>
+          <w:sz w:val="24"/>
+        </w:rPr>
+        <w:t xml:space="preserve"> </w:t>
+      </w:r>
+      <w:r>
+        <w:rPr>
+          <w:rFonts w:ascii="Times New Roman" w:hAnsi="Times New Roman"/>
+          <w:sz w:val="24"/>
+        </w:rPr>
+        <w:t>розгроми́в</w:t>
+      </w:r>
+      <w:r>
+        <w:rPr>
+          <w:rFonts w:ascii="Times New Roman" w:hAnsi="Times New Roman"/>
+          <w:sz w:val="24"/>
+        </w:rPr>
+        <w:t xml:space="preserve"> </w:t>
+      </w:r>
+      <w:r>
+        <w:rPr>
+          <w:rFonts w:ascii="Times New Roman" w:hAnsi="Times New Roman"/>
+          <w:sz w:val="24"/>
+        </w:rPr>
+        <w:t>єси</w:t>
+      </w:r>
+      <w:r>
+        <w:rPr>
+          <w:rFonts w:ascii="Times New Roman" w:hAnsi="Times New Roman"/>
+          <w:sz w:val="24"/>
+        </w:rPr>
+        <w:t xml:space="preserve">́ </w:t>
+      </w:r>
+      <w:r>
+        <w:rPr>
+          <w:rFonts w:ascii="Times New Roman" w:hAnsi="Times New Roman"/>
+          <w:sz w:val="24"/>
+        </w:rPr>
+        <w:t>полки</w:t>
+      </w:r>
+      <w:r>
+        <w:rPr>
+          <w:rFonts w:ascii="Times New Roman" w:hAnsi="Times New Roman"/>
+          <w:sz w:val="24"/>
+        </w:rPr>
+        <w:t xml:space="preserve">́* і </w:t>
+      </w:r>
+      <w:r>
+        <w:rPr>
+          <w:rFonts w:ascii="Times New Roman" w:hAnsi="Times New Roman"/>
+          <w:sz w:val="24"/>
+        </w:rPr>
+        <w:t>а́нгельсь</w:t>
+      </w:r>
+      <w:r>
+        <w:rPr>
+          <w:rFonts w:ascii="Times New Roman" w:hAnsi="Times New Roman"/>
+          <w:sz w:val="24"/>
+        </w:rPr>
+        <w:t>ких</w:t>
+      </w:r>
+      <w:r>
+        <w:rPr>
+          <w:rFonts w:ascii="Times New Roman" w:hAnsi="Times New Roman"/>
+          <w:sz w:val="24"/>
+        </w:rPr>
+        <w:t xml:space="preserve"> </w:t>
+      </w:r>
+      <w:r>
+        <w:rPr>
+          <w:rFonts w:ascii="Times New Roman" w:hAnsi="Times New Roman"/>
+          <w:sz w:val="24"/>
+        </w:rPr>
+        <w:t>досягну́в</w:t>
+      </w:r>
+      <w:r>
+        <w:rPr>
+          <w:rFonts w:ascii="Times New Roman" w:hAnsi="Times New Roman"/>
+          <w:sz w:val="24"/>
+        </w:rPr>
+        <w:t xml:space="preserve"> </w:t>
+      </w:r>
+      <w:r>
+        <w:rPr>
+          <w:rFonts w:ascii="Times New Roman" w:hAnsi="Times New Roman"/>
+          <w:sz w:val="24"/>
+        </w:rPr>
+        <w:t>єси</w:t>
+      </w:r>
+      <w:r>
+        <w:rPr>
+          <w:rFonts w:ascii="Times New Roman" w:hAnsi="Times New Roman"/>
+          <w:sz w:val="24"/>
+        </w:rPr>
+        <w:t xml:space="preserve">́ </w:t>
+      </w:r>
+      <w:r>
+        <w:rPr>
+          <w:rFonts w:ascii="Times New Roman" w:hAnsi="Times New Roman"/>
+          <w:sz w:val="24"/>
+        </w:rPr>
+        <w:t>чи́нів</w:t>
+      </w:r>
+      <w:r>
+        <w:rPr>
+          <w:rFonts w:ascii="Times New Roman" w:hAnsi="Times New Roman"/>
+          <w:sz w:val="24"/>
+        </w:rPr>
+        <w:t xml:space="preserve">,* </w:t>
+      </w:r>
+      <w:r>
+        <w:rPr>
+          <w:rFonts w:ascii="Times New Roman" w:hAnsi="Times New Roman"/>
+          <w:sz w:val="24"/>
+        </w:rPr>
+        <w:t>життя</w:t>
+      </w:r>
+      <w:r>
+        <w:rPr>
+          <w:rFonts w:ascii="Times New Roman" w:hAnsi="Times New Roman"/>
+          <w:sz w:val="24"/>
+        </w:rPr>
+        <w:t xml:space="preserve">́ </w:t>
+      </w:r>
+      <w:r>
+        <w:rPr>
+          <w:rFonts w:ascii="Times New Roman" w:hAnsi="Times New Roman"/>
+          <w:sz w:val="24"/>
+        </w:rPr>
+        <w:t>яки́х</w:t>
+      </w:r>
+      <w:r>
+        <w:rPr>
+          <w:rFonts w:ascii="Times New Roman" w:hAnsi="Times New Roman"/>
+          <w:sz w:val="24"/>
+        </w:rPr>
+        <w:t xml:space="preserve"> </w:t>
+      </w:r>
+      <w:r>
+        <w:rPr>
+          <w:rFonts w:ascii="Times New Roman" w:hAnsi="Times New Roman"/>
+          <w:sz w:val="24"/>
+        </w:rPr>
+        <w:t>непоро́чно</w:t>
+      </w:r>
+      <w:r>
+        <w:rPr>
+          <w:rFonts w:ascii="Times New Roman" w:hAnsi="Times New Roman"/>
+          <w:sz w:val="24"/>
+        </w:rPr>
+        <w:t xml:space="preserve"> з </w:t>
+      </w:r>
+      <w:r>
+        <w:rPr>
+          <w:rFonts w:ascii="Times New Roman" w:hAnsi="Times New Roman"/>
+          <w:sz w:val="24"/>
+        </w:rPr>
+        <w:t>ре́вністю</w:t>
+      </w:r>
+      <w:r>
+        <w:rPr>
+          <w:rFonts w:ascii="Times New Roman" w:hAnsi="Times New Roman"/>
+          <w:sz w:val="24"/>
+        </w:rPr>
+        <w:t xml:space="preserve"> наслі́дував.* </w:t>
+      </w:r>
+      <w:r>
+        <w:rPr>
+          <w:rFonts w:ascii="Times New Roman" w:hAnsi="Times New Roman"/>
+          <w:sz w:val="24"/>
+        </w:rPr>
+        <w:t>Сміли́вість</w:t>
+      </w:r>
+      <w:r>
+        <w:rPr>
+          <w:rFonts w:ascii="Times New Roman" w:hAnsi="Times New Roman"/>
+          <w:sz w:val="24"/>
+        </w:rPr>
+        <w:t xml:space="preserve"> </w:t>
+      </w:r>
+      <w:r>
+        <w:rPr>
+          <w:rFonts w:ascii="Times New Roman" w:hAnsi="Times New Roman"/>
+          <w:sz w:val="24"/>
+        </w:rPr>
+        <w:t>ма́ючи</w:t>
+      </w:r>
+      <w:r>
+        <w:rPr>
+          <w:rFonts w:ascii="Times New Roman" w:hAnsi="Times New Roman"/>
+          <w:sz w:val="24"/>
+        </w:rPr>
+        <w:t xml:space="preserve"> </w:t>
+      </w:r>
+      <w:r>
+        <w:rPr>
+          <w:rFonts w:ascii="Times New Roman" w:hAnsi="Times New Roman"/>
+          <w:sz w:val="24"/>
+        </w:rPr>
+        <w:t>до</w:t>
+      </w:r>
+      <w:r>
+        <w:rPr>
+          <w:rFonts w:ascii="Times New Roman" w:hAnsi="Times New Roman"/>
+          <w:sz w:val="24"/>
+        </w:rPr>
+        <w:t xml:space="preserve"> </w:t>
+      </w:r>
+      <w:r>
+        <w:rPr>
+          <w:rFonts w:ascii="Times New Roman" w:hAnsi="Times New Roman"/>
+          <w:sz w:val="24"/>
+        </w:rPr>
+        <w:t>Христа</w:t>
+      </w:r>
+      <w:r>
+        <w:rPr>
+          <w:rFonts w:ascii="Times New Roman" w:hAnsi="Times New Roman"/>
+          <w:sz w:val="24"/>
+        </w:rPr>
+        <w:t xml:space="preserve">́ </w:t>
+      </w:r>
+      <w:r>
+        <w:rPr>
+          <w:rFonts w:ascii="Times New Roman" w:hAnsi="Times New Roman"/>
+          <w:sz w:val="24"/>
+        </w:rPr>
+        <w:t>Бо́га</w:t>
+      </w:r>
+      <w:r>
+        <w:rPr>
+          <w:rFonts w:ascii="Times New Roman" w:hAnsi="Times New Roman"/>
+          <w:sz w:val="24"/>
+        </w:rPr>
+        <w:t xml:space="preserve">,* </w:t>
+      </w:r>
+      <w:r>
+        <w:rPr>
+          <w:rFonts w:ascii="Times New Roman" w:hAnsi="Times New Roman"/>
+          <w:sz w:val="24"/>
+        </w:rPr>
+        <w:t>ми́ру</w:t>
+      </w:r>
+      <w:r>
+        <w:rPr>
+          <w:rFonts w:ascii="Times New Roman" w:hAnsi="Times New Roman"/>
+          <w:sz w:val="24"/>
+        </w:rPr>
+        <w:t xml:space="preserve"> </w:t>
+      </w:r>
+      <w:r>
+        <w:rPr>
+          <w:rFonts w:ascii="Times New Roman" w:hAnsi="Times New Roman"/>
+          <w:sz w:val="24"/>
+        </w:rPr>
+        <w:t>проси</w:t>
+      </w:r>
+      <w:r>
+        <w:rPr>
+          <w:rFonts w:ascii="Times New Roman" w:hAnsi="Times New Roman"/>
+          <w:sz w:val="24"/>
+        </w:rPr>
+        <w:t xml:space="preserve">́ </w:t>
+      </w:r>
+      <w:r>
+        <w:rPr>
+          <w:rFonts w:ascii="Times New Roman" w:hAnsi="Times New Roman"/>
+          <w:sz w:val="24"/>
+        </w:rPr>
+        <w:t>ду́шам</w:t>
+      </w:r>
+      <w:r>
+        <w:rPr>
+          <w:rFonts w:ascii="Times New Roman" w:hAnsi="Times New Roman"/>
+          <w:sz w:val="24"/>
+        </w:rPr>
+        <w:t xml:space="preserve"> </w:t>
+      </w:r>
+      <w:r>
+        <w:rPr>
+          <w:rFonts w:ascii="Times New Roman" w:hAnsi="Times New Roman"/>
+          <w:sz w:val="24"/>
+        </w:rPr>
+        <w:t>на́шим</w:t>
+      </w:r>
+      <w:r>
+        <w:rPr>
+          <w:rFonts w:ascii="Times New Roman" w:hAnsi="Times New Roman"/>
+          <w:sz w:val="24"/>
+        </w:rPr>
+        <w:t>.</w:t>
+      </w:r>
+    </w:p>
+    <w:p>
+      <w:pPr>
+        <w:pStyle w:val="Normal"/>
+        <w:spacing w:after="120"/>
+      </w:pPr>
+      <w:r>
+        <w:rPr>
+          <w:rFonts w:ascii="Times New Roman" w:hAnsi="Times New Roman"/>
+          <w:b/>
+          <w:sz w:val="24"/>
+        </w:rPr>
+        <w:t xml:space="preserve">І нині </w:t>
+      </w:r>
+      <w:r>
+        <w:rPr>
+          <w:rFonts w:ascii="Times New Roman" w:hAnsi="Times New Roman"/>
+          <w:i/>
+          <w:color w:val="FF0000"/>
+          <w:sz w:val="24"/>
         </w:rPr>
         <w:t xml:space="preserve">(хрестобогородичний, г. 6): </w:t>
       </w:r>
@@ -3016,7 +4968,105 @@
           <w:rFonts w:ascii="Times New Roman" w:hAnsi="Times New Roman"/>
           <w:sz w:val="24"/>
         </w:rPr>
-        <w:t>Як узрі́ла коли́сь* А́гнця свого́ на Хресті́ воздви́женим* нескве́рна А́гниця і непоро́чна Влади́чиця,* по-матери́нськи примовля́ла,* і вража́ючись, голоси́ла:* «Дитя́ найсоло́дше,* що це за нове́ і преди́вне виді́ння?* Як собо́р безблагода́тний* ви́дав Тебе́ на суди́лище Пила́тові* і засу́джує на смерть усі́х Життя́?* Але́ оспі́вую Твоє́ невимо́вне,* Сло́ве, схо́дження!»</w:t>
+        <w:t xml:space="preserve">Як узрі́ла коли́сь* А́гнця свого́ на Хресті́ воздви́женим* нескве́рна А́гниця </w:t>
+      </w:r>
+      <w:r>
+        <w:rPr>
+          <w:rFonts w:ascii="Times New Roman" w:hAnsi="Times New Roman"/>
+          <w:sz w:val="24"/>
+        </w:rPr>
+        <w:t xml:space="preserve">і непоро́чна Влади́чиця,* по-матери́нськи примовля́ла,* і вража́ючись, голоси́ла:* «Дитя́ найсоло́дше,* що це за нове́ і преди́вне виді́ння?* Як собо́р безблагода́тний* ви́дав Тебе́ на суди́лище Пила́тові* і засу́джує на смерть усі́х Життя́?* </w:t>
+      </w:r>
+      <w:r>
+        <w:rPr>
+          <w:rFonts w:ascii="Times New Roman" w:hAnsi="Times New Roman"/>
+          <w:sz w:val="24"/>
+        </w:rPr>
+        <w:t>Але</w:t>
+      </w:r>
+      <w:r>
+        <w:rPr>
+          <w:rFonts w:ascii="Times New Roman" w:hAnsi="Times New Roman"/>
+          <w:sz w:val="24"/>
+        </w:rPr>
+        <w:t xml:space="preserve">́ </w:t>
+      </w:r>
+      <w:r>
+        <w:rPr>
+          <w:rFonts w:ascii="Times New Roman" w:hAnsi="Times New Roman"/>
+          <w:sz w:val="24"/>
+        </w:rPr>
+        <w:t>оспі́вую</w:t>
+      </w:r>
+      <w:r>
+        <w:rPr>
+          <w:rFonts w:ascii="Times New Roman" w:hAnsi="Times New Roman"/>
+          <w:sz w:val="24"/>
+        </w:rPr>
+        <w:t xml:space="preserve"> </w:t>
+      </w:r>
+      <w:r>
+        <w:rPr>
+          <w:rFonts w:ascii="Times New Roman" w:hAnsi="Times New Roman"/>
+          <w:sz w:val="24"/>
+        </w:rPr>
+        <w:t>Твоє</w:t>
+      </w:r>
+      <w:r>
+        <w:rPr>
+          <w:rFonts w:ascii="Times New Roman" w:hAnsi="Times New Roman"/>
+          <w:sz w:val="24"/>
+        </w:rPr>
+        <w:t xml:space="preserve">́ </w:t>
+      </w:r>
+      <w:r>
+        <w:rPr>
+          <w:rFonts w:ascii="Times New Roman" w:hAnsi="Times New Roman"/>
+          <w:sz w:val="24"/>
+        </w:rPr>
+        <w:t>невимо́вне</w:t>
+      </w:r>
+      <w:r>
+        <w:rPr>
+          <w:rFonts w:ascii="Times New Roman" w:hAnsi="Times New Roman"/>
+          <w:sz w:val="24"/>
+        </w:rPr>
+        <w:t>,*</w:t>
+      </w:r>
+      <w:r>
+        <w:rPr>
+          <w:rFonts w:ascii="Times New Roman" w:hAnsi="Times New Roman"/>
+          <w:sz w:val="24"/>
+        </w:rPr>
+        <w:t xml:space="preserve"> </w:t>
+      </w:r>
+      <w:r>
+        <w:rPr>
+          <w:rFonts w:ascii="Times New Roman" w:hAnsi="Times New Roman"/>
+          <w:sz w:val="24"/>
+        </w:rPr>
+        <w:t>Сло́ве</w:t>
+      </w:r>
+      <w:r>
+        <w:rPr>
+          <w:rFonts w:ascii="Times New Roman" w:hAnsi="Times New Roman"/>
+          <w:sz w:val="24"/>
+        </w:rPr>
+        <w:t xml:space="preserve">, </w:t>
+      </w:r>
+      <w:r>
+        <w:rPr>
+          <w:rFonts w:ascii="Times New Roman" w:hAnsi="Times New Roman"/>
+          <w:sz w:val="24"/>
+        </w:rPr>
+        <w:t>схо́дження</w:t>
+      </w:r>
+      <w:r>
+        <w:rPr>
+          <w:rFonts w:ascii="Times New Roman" w:hAnsi="Times New Roman"/>
+          <w:sz w:val="24"/>
+        </w:rPr>
+        <w:t>!»</w:t>
       </w:r>
     </w:p>
     <w:p>
@@ -4355,7 +6405,7 @@
           <w:rFonts w:ascii="Times New Roman" w:hAnsi="Times New Roman"/>
           <w:sz w:val="24"/>
         </w:rPr>
-        <w:t>Нехай буде розп'ятий!* – кликали ті, що завжди насолоджувалися твоїми дарами;* убивці ж праведників просили собі злочинця замість доброчинця;* але ти, Христе, мовчав і терпів їхню злобу,* бажаючи постраждати і спасти нас, як Людинолюбець.</w:t>
+        <w:t>Нехай буде розп'ятий!* – кликали ті, що завжди насолоджувалися твоїми дарами;* убивці ж праведників просили собі злочинця замість доброчинця;* але ти, Христе, мовчав і терпів їхню злобу,* бажаючи постраждати і спасти нас, як чоловіколюбець.</w:t>
       </w:r>
     </w:p>
     <w:p>
@@ -4989,7 +7039,23 @@
           <w:sz w:val="24"/>
           <w:u w:val="single"/>
         </w:rPr>
-        <w:t>[Господи, Боже наш! Згадай нас грішних і недостойних слуг Твоїх, коли призиваємо святе ім'я Твоє, і не осороми нас, коли очікуємо милости Твоєї, але вислухай, Господи, усі наші спасенні прохання, і вчини нас достойними любити і боятися Тебе від усього серця нашого і творити в усьому волю Твою.]</w:t>
+        <w:t>[</w:t>
+      </w:r>
+      <w:r>
+        <w:rPr>
+          <w:rFonts w:ascii="Times New Roman" w:hAnsi="Times New Roman"/>
+          <w:sz w:val="24"/>
+          <w:u w:val="single"/>
+        </w:rPr>
+        <w:t>Господи, Боже наш! Згадай нас грішних і недостойних слуг Твоїх, коли призиваємо святе ім'я Твоє, і не осороми нас, коли очікуємо милости Твоєї, але вислухай, Господи, усі наші спасенні прохання, і вчини нас достойними любити і боятися Тебе від усього серця нашого і творити в усьому волю Твою</w:t>
+      </w:r>
+      <w:r>
+        <w:rPr>
+          <w:rFonts w:ascii="Times New Roman" w:hAnsi="Times New Roman"/>
+          <w:sz w:val="24"/>
+          <w:u w:val="single"/>
+        </w:rPr>
+        <w:t>.]</w:t>
       </w:r>
     </w:p>
     <w:p>
@@ -6979,7 +9045,7 @@
           <w:color w:val="FF0000"/>
           <w:sz w:val="24"/>
         </w:rPr>
-        <w:t>Під час рецитування псалмів, священник читає потиху перед св. дверми оці молитви:</w:t>
+        <w:t>Під час рецитування псалмів, Священник читає потиху перед св. дверми оці молитви:</w:t>
       </w:r>
     </w:p>
     <w:p>
@@ -7356,7 +9422,7 @@
           <w:color w:val="000000"/>
           <w:sz w:val="24"/>
         </w:rPr>
-        <w:t xml:space="preserve"> Боже, Боже наш! Ти сотворив розумні й духовні сили Своєю волею. Тебе просимо й Тобі молимося: Прийми наші посильні величання з усіма Твоїми творіннями і збагати щедрими даруваннями Твоєї ласки. Бо перед Тобою згинається всяке коліно: на небі, на землі й під землею, і все, що живе, і все створіння оспівує неосяжну Твою славу, бо Ти Бог правдивий і вельми милостивий. Тебе бо хвалять усі небесні сили, і Тобі славу возсилаємо: Отцю, і Сину, і Святому Духові, нині і повсякчас, і на віки віків. Амінь.</w:t>
+        <w:t xml:space="preserve"> Боже, Боже наш! Ти сотворив розумні й духовні сили своєю волею. Тебе просимо й Тобі молимося: Прийми наші посильні величання з усіма Твоїми творіннями і збагати щедрими даруваннями Твоєї ласки. Бо перед Тобою згинається всяке коліно: на небі, на землі й під землею, і все, що живе, і все створіння оспівує неосяжну Твою славу, бо Ти Бог правдивий і вельми милостивий. Тебе бо хвалять усі небесні сили, і Тобі славу возсилаємо: Отцю, і Сину, і Святому Духові, нині і повсякчас, і на віки віків. Амінь.</w:t>
       </w:r>
     </w:p>
     <w:p>
@@ -8722,15 +10788,7 @@
           <w:sz w:val="24"/>
           <w:u w:val="single"/>
         </w:rPr>
-        <w:t xml:space="preserve">[Боже й Отче Господа нашого Ісуса Христа! Ти підніс нас з постелі нашої і зібрав на годину молитви. Дай нам ласку відкрити уста наші і прийми наші подяки, що в наших силах, і навчи нас установ Твоїх. Бо молитися як слід не вміємо, якщо Ти, Господи, святим Твоїм Духом </w:t>
-      </w:r>
-      <w:r>
-        <w:rPr>
-          <w:rFonts w:ascii="Times New Roman" w:hAnsi="Times New Roman"/>
-          <w:sz w:val="24"/>
-          <w:u w:val="single"/>
-        </w:rPr>
-        <w:t>не навчиш нас. Тому молимося Тобі: Даруй і прости, якщо ми згрішили аж до теперішньої години словом або ділом, або думкою, добровільно або недобровільно. Бо коли на провини будеш дивитися, Господи, Господи, то хто встоїться, бо в Тебе є прощення. Ти один святий, допоміжник сильний, захисник життя нашого, і Тебе ми завжди оспівуватимемо.]</w:t>
+        <w:t>[Боже й Отче Господа нашого Ісуса Христа! Ти підніс нас з постелі нашої і зібрав на годину молитви. Дай нам ласку відкрити уста наші і прийми наші подяки, що в наших силах, і навчи нас установ Твоїх. Бо молитися як слід не вміємо, якщо Ти, Господи, святим Твоїм Духом не навчиш нас. Тому молимося Тобі: Даруй і прости, якщо ми згрішили аж до теперішньої години словом або ділом, або думкою, добровільно або недобровільно. Бо коли на провини будеш дивитися, Господи, Господи, то хто встоїться, бо в Тебе є прощення. Ти один святий, допоміжник сильний, захисник життя нашого, і Тебе ми завжди оспівуватимемо.]</w:t>
       </w:r>
     </w:p>
     <w:p>
@@ -8825,7 +10883,7 @@
           <w:rFonts w:ascii="Times New Roman" w:hAnsi="Times New Roman"/>
           <w:sz w:val="24"/>
         </w:rPr>
-        <w:t xml:space="preserve"> Ти, що хрестом просвітив землян і покликав грішників на покаяння,* не відлучи й нас від твого стада, Пастирю добрий.* Віднайди, Владико, нас заблуканих і залічи до твого святого стада,* як єдино добрий і Людинолюбець.</w:t>
+        <w:t xml:space="preserve"> Ти, що хрестом просвітив землян і покликав грішників на покаяння,* не відлучи й нас від твого стада, Пастирю добрий.* Віднайди, Владико, нас заблуканих і залічи до твого святого стада,* як єдино добрий і чоловіколюбець.</w:t>
       </w:r>
     </w:p>
     <w:p>
@@ -9736,6 +11794,7 @@
     </w:p>
     <w:p>
       <w:pPr>
+        <w:pStyle w:val="a"/>
         <w:spacing w:after="120"/>
       </w:pPr>
       <w:r>
@@ -9749,113 +11808,8 @@
     </w:p>
     <w:p>
       <w:pPr>
-        <w:spacing w:after="120"/>
-      </w:pPr>
-      <w:r>
-        <w:rPr>
-          <w:rFonts w:ascii="Times New Roman" w:hAnsi="Times New Roman"/>
-          <w:i/>
-          <w:color w:val="FF4400"/>
-          <w:sz w:val="24"/>
-        </w:rPr>
-        <w:t>Вірні:</w:t>
-      </w:r>
-      <w:r>
-        <w:rPr>
-          <w:rFonts w:ascii="Times New Roman" w:hAnsi="Times New Roman"/>
-          <w:color w:val="000000"/>
-          <w:sz w:val="24"/>
-        </w:rPr>
-        <w:t xml:space="preserve"> Го́споди, поми́луй.</w:t>
-      </w:r>
-    </w:p>
-    <w:p>
-      <w:pPr>
-        <w:spacing w:after="120"/>
-      </w:pPr>
-      <w:r>
-        <w:rPr>
-          <w:rFonts w:ascii="Times New Roman" w:hAnsi="Times New Roman"/>
-          <w:sz w:val="24"/>
-        </w:rPr>
-        <w:t>Заступи, спаси, помилуй і охорони нас, Боже, Твоєю благодаттю</w:t>
-      </w:r>
-    </w:p>
-    <w:p>
-      <w:pPr>
-        <w:spacing w:after="120"/>
-      </w:pPr>
-      <w:r>
-        <w:rPr>
-          <w:rFonts w:ascii="Times New Roman" w:hAnsi="Times New Roman"/>
-          <w:i/>
-          <w:color w:val="FF4400"/>
-          <w:sz w:val="24"/>
-        </w:rPr>
-        <w:t>Вірні:</w:t>
-      </w:r>
-      <w:r>
-        <w:rPr>
-          <w:rFonts w:ascii="Times New Roman" w:hAnsi="Times New Roman"/>
-          <w:color w:val="000000"/>
-          <w:sz w:val="24"/>
-        </w:rPr>
-        <w:t xml:space="preserve"> Го́споди, поми́луй.</w:t>
-      </w:r>
-    </w:p>
-    <w:p>
-      <w:pPr>
-        <w:spacing w:after="120"/>
-      </w:pPr>
-      <w:r>
-        <w:rPr>
-          <w:rFonts w:ascii="Times New Roman" w:hAnsi="Times New Roman"/>
-          <w:color w:val="000000"/>
-          <w:sz w:val="24"/>
-        </w:rPr>
-        <w:t>Пресвяту, пречисту, преблагословенну, славну Владичицю нашу Богородицю і приснодіву Марію, з усіма святими пом’янувши, самих себе, і один одного, і все життя наше Христу Богові віддаймо.</w:t>
-      </w:r>
-    </w:p>
-    <w:p>
-      <w:pPr>
-        <w:spacing w:after="120"/>
-      </w:pPr>
-      <w:r>
-        <w:rPr>
-          <w:rFonts w:ascii="Times New Roman" w:hAnsi="Times New Roman"/>
-          <w:i/>
-          <w:color w:val="FF4400"/>
-          <w:sz w:val="24"/>
-        </w:rPr>
-        <w:t>Вірні:</w:t>
-      </w:r>
-      <w:r>
-        <w:rPr>
-          <w:rFonts w:ascii="Times New Roman" w:hAnsi="Times New Roman"/>
-          <w:color w:val="000000"/>
-          <w:sz w:val="24"/>
-        </w:rPr>
-        <w:t xml:space="preserve"> Тобі́, Го́споди.</w:t>
-      </w:r>
-    </w:p>
-    <w:p>
-      <w:pPr>
-        <w:spacing w:after="120"/>
-        <w:jc w:val="both"/>
-      </w:pPr>
-      <w:r>
-        <w:rPr>
-          <w:rFonts w:ascii="Times New Roman" w:hAnsi="Times New Roman"/>
-          <w:sz w:val="24"/>
-          <w:u w:val="single"/>
-        </w:rPr>
-        <w:t>[Господи, Боже наш, що сонну неміч забрав від нас і покликав нас візванням святим, щоб і вночі підносити руки наші і прославляти Тебе за справедливі Твої присуди. Прийми благання наші, моління, визнавання, нічні служби і даруй нам, Боже, віру бездоганну, надію впевнену, любов нелицемірну. Благослови наші входи й виходи, вчинки, слова, діла й думки; і дай нам дочекатися початку дня, нам, що хвалять й оспівують, і благословлять добрість Твоєї несказанної сили]</w:t>
-      </w:r>
-    </w:p>
-    <w:p>
-      <w:pPr>
-        <w:spacing w:after="120"/>
-        <w:jc w:val="both"/>
+        <w:pStyle w:val="a"/>
+        <w:spacing w:after="120"/>
       </w:pPr>
       <w:r>
         <w:rPr>
@@ -9864,7 +11818,7 @@
           <w:color w:val="FF0000"/>
           <w:sz w:val="24"/>
         </w:rPr>
-        <w:t xml:space="preserve">Священник: </w:t>
+        <w:t>Вірні:</w:t>
       </w:r>
       <w:r>
         <w:rPr>
@@ -9872,6 +11826,126 @@
           <w:color w:val="000000"/>
           <w:sz w:val="24"/>
         </w:rPr>
+        <w:t xml:space="preserve"> Господи, помилуй.</w:t>
+      </w:r>
+    </w:p>
+    <w:p>
+      <w:pPr>
+        <w:pStyle w:val="a"/>
+        <w:spacing w:after="120"/>
+      </w:pPr>
+      <w:r>
+        <w:rPr>
+          <w:rFonts w:ascii="Times New Roman" w:hAnsi="Times New Roman"/>
+          <w:color w:val="000000"/>
+          <w:sz w:val="24"/>
+        </w:rPr>
+        <w:t>Заступи, спаси, помилуй і охорони нас, Боже, твоєю благодаттю.</w:t>
+      </w:r>
+    </w:p>
+    <w:p>
+      <w:pPr>
+        <w:pStyle w:val="a"/>
+        <w:spacing w:after="120"/>
+      </w:pPr>
+      <w:r>
+        <w:rPr>
+          <w:rFonts w:ascii="Times New Roman" w:hAnsi="Times New Roman"/>
+          <w:i/>
+          <w:color w:val="FF0000"/>
+          <w:sz w:val="24"/>
+        </w:rPr>
+        <w:t>Вірні:</w:t>
+      </w:r>
+      <w:r>
+        <w:rPr>
+          <w:rFonts w:ascii="Times New Roman" w:hAnsi="Times New Roman"/>
+          <w:color w:val="000000"/>
+          <w:sz w:val="24"/>
+        </w:rPr>
+        <w:t xml:space="preserve"> Господи, помилуй.</w:t>
+      </w:r>
+    </w:p>
+    <w:p>
+      <w:pPr>
+        <w:pStyle w:val="a"/>
+        <w:spacing w:after="120"/>
+      </w:pPr>
+      <w:r>
+        <w:rPr>
+          <w:rFonts w:ascii="Times New Roman" w:hAnsi="Times New Roman"/>
+          <w:color w:val="000000"/>
+          <w:sz w:val="24"/>
+        </w:rPr>
+        <w:t>Пресвяту, пречисту, преблагословенну, славну Владичицю нашу Богородицю і приснодіву Марію, з усіма святими пом'янувши, самі себе, і один одного, і все життя наше Христу Богові віддаймо.</w:t>
+      </w:r>
+    </w:p>
+    <w:p>
+      <w:pPr>
+        <w:pStyle w:val="a"/>
+        <w:spacing w:after="120"/>
+      </w:pPr>
+      <w:r>
+        <w:rPr>
+          <w:rFonts w:ascii="Times New Roman" w:hAnsi="Times New Roman"/>
+          <w:i/>
+          <w:color w:val="FF0000"/>
+          <w:sz w:val="24"/>
+        </w:rPr>
+        <w:t>Вірні:</w:t>
+      </w:r>
+      <w:r>
+        <w:rPr>
+          <w:rFonts w:ascii="Times New Roman" w:hAnsi="Times New Roman"/>
+          <w:color w:val="000000"/>
+          <w:sz w:val="24"/>
+        </w:rPr>
+        <w:t xml:space="preserve"> Тобі, Господи.</w:t>
+      </w:r>
+    </w:p>
+    <w:p>
+      <w:pPr>
+        <w:pStyle w:val="a"/>
+        <w:spacing w:after="120"/>
+      </w:pPr>
+      <w:r>
+        <w:rPr>
+          <w:rFonts w:ascii="Times New Roman" w:hAnsi="Times New Roman"/>
+          <w:sz w:val="24"/>
+          <w:u w:val="single"/>
+        </w:rPr>
+        <w:t>[Господи, Боже наш, що сонну неміч забрав від нас і покликав нас візванням святим, щоб і вночі підносити руки наші і прославляти тебе за справедливі твої присуди. Прийми благання наші, моління, визнавання, нічні служби і даруй нам, Боже, віру бездоганну, надію впевнену, любов нелицемірну. Благослови наші входи й виходи, вчинки, слова, діла й думки; і дай нам дочекатися початку дня, нам, що хвалять й оспівують, і благословлять добрість твоєї несказанної сили]</w:t>
+      </w:r>
+    </w:p>
+    <w:p>
+      <w:pPr>
+        <w:pStyle w:val="a"/>
+        <w:spacing w:after="120"/>
+      </w:pPr>
+      <w:r>
+        <w:rPr>
+          <w:rFonts w:ascii="Times New Roman" w:hAnsi="Times New Roman"/>
+          <w:i/>
+          <w:color w:val="FF0000"/>
+          <w:sz w:val="24"/>
+        </w:rPr>
+        <w:t>Священик:</w:t>
+      </w:r>
+      <w:r>
+        <w:rPr>
+          <w:rFonts w:ascii="Times New Roman" w:hAnsi="Times New Roman"/>
+          <w:i/>
+          <w:color w:val="FF0000"/>
+          <w:sz w:val="24"/>
+        </w:rPr>
+        <w:t xml:space="preserve"> </w:t>
+      </w:r>
+      <w:r>
+        <w:rPr>
+          <w:rFonts w:ascii="Times New Roman" w:hAnsi="Times New Roman"/>
+          <w:color w:val="000000"/>
+          <w:sz w:val="24"/>
+        </w:rPr>
         <w:t>Бо Ти Бог наш і Тобі славу возсилаємо: Отцю, і Сину, і Святому Духові</w:t>
       </w:r>
       <w:r>
@@ -9879,7 +11953,7 @@
           <w:rFonts w:ascii="Times New Roman" w:hAnsi="Times New Roman"/>
           <w:sz w:val="24"/>
         </w:rPr>
-        <w:t>, нині, і повсякчас, і на віки віків.</w:t>
+        <w:t>, нині і повсякчас, і на віки віків.</w:t>
       </w:r>
     </w:p>
     <w:p>
@@ -10767,6 +12841,7 @@
     </w:p>
     <w:p>
       <w:pPr>
+        <w:pStyle w:val="a"/>
         <w:spacing w:after="120"/>
       </w:pPr>
       <w:r>
@@ -10780,121 +12855,8 @@
     </w:p>
     <w:p>
       <w:pPr>
-        <w:spacing w:after="120"/>
-      </w:pPr>
-      <w:r>
-        <w:rPr>
-          <w:rFonts w:ascii="Times New Roman" w:hAnsi="Times New Roman"/>
-          <w:i/>
-          <w:color w:val="FF4400"/>
-          <w:sz w:val="24"/>
-        </w:rPr>
-        <w:t>Вірні:</w:t>
-      </w:r>
-      <w:r>
-        <w:rPr>
-          <w:rFonts w:ascii="Times New Roman" w:hAnsi="Times New Roman"/>
-          <w:color w:val="000000"/>
-          <w:sz w:val="24"/>
-        </w:rPr>
-        <w:t xml:space="preserve"> Го́споди, поми́луй.</w:t>
-      </w:r>
-    </w:p>
-    <w:p>
-      <w:pPr>
-        <w:spacing w:after="120"/>
-      </w:pPr>
-      <w:r>
-        <w:rPr>
-          <w:rFonts w:ascii="Times New Roman" w:hAnsi="Times New Roman"/>
-          <w:sz w:val="24"/>
-        </w:rPr>
-        <w:t>Заступи, спаси, помилуй і охорони нас, Боже, Твоєю благодаттю</w:t>
-      </w:r>
-    </w:p>
-    <w:p>
-      <w:pPr>
-        <w:spacing w:after="120"/>
-      </w:pPr>
-      <w:r>
-        <w:rPr>
-          <w:rFonts w:ascii="Times New Roman" w:hAnsi="Times New Roman"/>
-          <w:i/>
-          <w:color w:val="FF4400"/>
-          <w:sz w:val="24"/>
-        </w:rPr>
-        <w:t>Вірні:</w:t>
-      </w:r>
-      <w:r>
-        <w:rPr>
-          <w:rFonts w:ascii="Times New Roman" w:hAnsi="Times New Roman"/>
-          <w:color w:val="000000"/>
-          <w:sz w:val="24"/>
-        </w:rPr>
-        <w:t xml:space="preserve"> Го́споди, поми́луй.</w:t>
-      </w:r>
-    </w:p>
-    <w:p>
-      <w:pPr>
-        <w:spacing w:after="120"/>
-      </w:pPr>
-      <w:r>
-        <w:rPr>
-          <w:rFonts w:ascii="Times New Roman" w:hAnsi="Times New Roman"/>
-          <w:color w:val="000000"/>
-          <w:sz w:val="24"/>
-        </w:rPr>
-        <w:t>Пресвяту, пречисту, преблагословенну, славну Владичицю нашу Богородицю і приснодіву Марію, з усіма святими пом’янувши, самих себе, і один одного, і все життя наше Христу Богові віддаймо.</w:t>
-      </w:r>
-    </w:p>
-    <w:p>
-      <w:pPr>
-        <w:spacing w:after="120"/>
-      </w:pPr>
-      <w:r>
-        <w:rPr>
-          <w:rFonts w:ascii="Times New Roman" w:hAnsi="Times New Roman"/>
-          <w:i/>
-          <w:color w:val="FF4400"/>
-          <w:sz w:val="24"/>
-        </w:rPr>
-        <w:t>Вірні:</w:t>
-      </w:r>
-      <w:r>
-        <w:rPr>
-          <w:rFonts w:ascii="Times New Roman" w:hAnsi="Times New Roman"/>
-          <w:color w:val="000000"/>
-          <w:sz w:val="24"/>
-        </w:rPr>
-        <w:t xml:space="preserve"> Тобі́, Го́споди.</w:t>
-      </w:r>
-    </w:p>
-    <w:p>
-      <w:pPr>
-        <w:spacing w:after="120"/>
-        <w:jc w:val="both"/>
-      </w:pPr>
-      <w:r>
-        <w:rPr>
-          <w:rFonts w:ascii="Times New Roman" w:hAnsi="Times New Roman"/>
-          <w:sz w:val="24"/>
-          <w:u w:val="single"/>
-        </w:rPr>
-        <w:t xml:space="preserve">[Благодаримо Тебе, Господи, Боже спасіння нашого, бо Ти все робиш для добра життя нашого, щоб ми завжди на Тебе споглядали, Спасителю й Доброчинцю душ наших. Бо Ти дав спокій нам у час минулої ночі й підвів нас, щоб ми поклонялися величному імені Твоєму. Тому молимо Тебе, Господи: Дай нам ласку й силу, щоб ми стали гідними співати </w:t>
-      </w:r>
-      <w:r>
-        <w:rPr>
-          <w:rFonts w:ascii="Times New Roman" w:hAnsi="Times New Roman"/>
-          <w:sz w:val="24"/>
-          <w:u w:val="single"/>
-        </w:rPr>
-        <w:t>Тобі розумно й молитися безупинно та в страсі і тремтінні над нашим спасінням працювали, при заступництві Христа Твого. Пом'яни, Господи, і тих, що вночі до Тебе кличуть. Вислухай їх і помилуй, і круши під ноги їх невидимих і войовничих ворогів.]</w:t>
-      </w:r>
-    </w:p>
-    <w:p>
-      <w:pPr>
-        <w:spacing w:after="120"/>
-        <w:jc w:val="both"/>
+        <w:pStyle w:val="a"/>
+        <w:spacing w:after="120"/>
       </w:pPr>
       <w:r>
         <w:rPr>
@@ -10903,7 +12865,7 @@
           <w:color w:val="FF0000"/>
           <w:sz w:val="24"/>
         </w:rPr>
-        <w:t xml:space="preserve">Священник: </w:t>
+        <w:t>Вірні:</w:t>
       </w:r>
       <w:r>
         <w:rPr>
@@ -10911,14 +12873,134 @@
           <w:color w:val="000000"/>
           <w:sz w:val="24"/>
         </w:rPr>
-        <w:t>Бо Ти цар миру і Спас душ наших – і Тобі славу возсилаємо, Отцю, і Сину, і Святому Духові</w:t>
-      </w:r>
-      <w:r>
-        <w:rPr>
-          <w:rFonts w:ascii="Times New Roman" w:hAnsi="Times New Roman"/>
-          <w:sz w:val="24"/>
-        </w:rPr>
-        <w:t>, нині, і повсякчас, і на віки віків.</w:t>
+        <w:t xml:space="preserve"> Господи, помилуй.</w:t>
+      </w:r>
+    </w:p>
+    <w:p>
+      <w:pPr>
+        <w:pStyle w:val="a"/>
+        <w:spacing w:after="120"/>
+      </w:pPr>
+      <w:r>
+        <w:rPr>
+          <w:rFonts w:ascii="Times New Roman" w:hAnsi="Times New Roman"/>
+          <w:color w:val="000000"/>
+          <w:sz w:val="24"/>
+        </w:rPr>
+        <w:t>Заступи, спаси, помилуй і охорони нас, Боже, твоєю благодаттю.</w:t>
+      </w:r>
+    </w:p>
+    <w:p>
+      <w:pPr>
+        <w:pStyle w:val="a"/>
+        <w:spacing w:after="120"/>
+      </w:pPr>
+      <w:r>
+        <w:rPr>
+          <w:rFonts w:ascii="Times New Roman" w:hAnsi="Times New Roman"/>
+          <w:i/>
+          <w:color w:val="FF0000"/>
+          <w:sz w:val="24"/>
+        </w:rPr>
+        <w:t>Вірні:</w:t>
+      </w:r>
+      <w:r>
+        <w:rPr>
+          <w:rFonts w:ascii="Times New Roman" w:hAnsi="Times New Roman"/>
+          <w:color w:val="000000"/>
+          <w:sz w:val="24"/>
+        </w:rPr>
+        <w:t xml:space="preserve"> Господи, помилуй.</w:t>
+      </w:r>
+    </w:p>
+    <w:p>
+      <w:pPr>
+        <w:pStyle w:val="a"/>
+        <w:spacing w:after="120"/>
+      </w:pPr>
+      <w:r>
+        <w:rPr>
+          <w:rFonts w:ascii="Times New Roman" w:hAnsi="Times New Roman"/>
+          <w:color w:val="000000"/>
+          <w:sz w:val="24"/>
+        </w:rPr>
+        <w:t>Пресвяту, пречисту, преблагословенну, славну Владичицю нашу Богородицю і приснодіву Марію, з усіма святими пом'янувши, самі себе, і один одного, і все життя наше Христу Богові віддаймо.</w:t>
+      </w:r>
+    </w:p>
+    <w:p>
+      <w:pPr>
+        <w:pStyle w:val="a"/>
+        <w:spacing w:after="120"/>
+      </w:pPr>
+      <w:r>
+        <w:rPr>
+          <w:rFonts w:ascii="Times New Roman" w:hAnsi="Times New Roman"/>
+          <w:i/>
+          <w:color w:val="FF0000"/>
+          <w:sz w:val="24"/>
+        </w:rPr>
+        <w:t>Вірні:</w:t>
+      </w:r>
+      <w:r>
+        <w:rPr>
+          <w:rFonts w:ascii="Times New Roman" w:hAnsi="Times New Roman"/>
+          <w:color w:val="000000"/>
+          <w:sz w:val="24"/>
+        </w:rPr>
+        <w:t xml:space="preserve"> Тобі, Господи.</w:t>
+      </w:r>
+    </w:p>
+    <w:p>
+      <w:pPr>
+        <w:pStyle w:val="a"/>
+        <w:spacing w:after="120"/>
+      </w:pPr>
+      <w:r>
+        <w:rPr>
+          <w:rFonts w:ascii="Times New Roman" w:hAnsi="Times New Roman"/>
+          <w:sz w:val="24"/>
+          <w:u w:val="single"/>
+        </w:rPr>
+        <w:t>[Дякуємо тобі, Господи, Боже спасіння нашого, бо ти все робиш для добра життя нашого, щоб ми завжди на тебе споглядали, Спасителю й Доброчинцю душ наших. Бо ти дав спокій нам у час минулої ночі й підвів нас, щоб ми поклонялися величному імені твоєму. Тому молимо тебе, Господи: Дай нам ласку й силу, щоб ми стали гідними співати тобі розумно й молитися безупинно та в страсі і тремтінні над нашим спасінням працювали, при заступництві Христа твого. Пом'яни, Господи, і тих, що вночі до тебе кличуть. Вислухай їх і помилуй, і круши під ноги їх невидимих і войовничих ворогів.]</w:t>
+      </w:r>
+    </w:p>
+    <w:p>
+      <w:pPr>
+        <w:pStyle w:val="a"/>
+        <w:spacing w:after="120"/>
+      </w:pPr>
+      <w:r>
+        <w:rPr>
+          <w:rFonts w:ascii="Times New Roman" w:hAnsi="Times New Roman"/>
+          <w:i/>
+          <w:color w:val="FF0000"/>
+          <w:sz w:val="24"/>
+        </w:rPr>
+        <w:t>Священик:</w:t>
+      </w:r>
+      <w:r>
+        <w:rPr>
+          <w:rFonts w:ascii="Times New Roman" w:hAnsi="Times New Roman"/>
+          <w:i/>
+          <w:color w:val="FF0000"/>
+          <w:sz w:val="24"/>
+        </w:rPr>
+        <w:t xml:space="preserve"> </w:t>
+      </w:r>
+      <w:r>
+        <w:rPr>
+          <w:rFonts w:ascii="Times New Roman" w:hAnsi="Times New Roman"/>
+          <w:color w:val="000000"/>
+          <w:sz w:val="24"/>
+        </w:rPr>
+        <w:t>Бо Ти цар миру і Спас душ наших і Тобі славу возсилаємо: Отцю, і Сину, і Святому Духові</w:t>
+      </w:r>
+      <w:r>
+        <w:rPr>
+          <w:rFonts w:ascii="Times New Roman" w:hAnsi="Times New Roman"/>
+          <w:sz w:val="24"/>
+        </w:rPr>
+        <w:t>, нині і повсякчас, і на віки віків.</w:t>
       </w:r>
     </w:p>
     <w:p>
@@ -11969,7 +14051,7 @@
           <w:sz w:val="24"/>
           <w:u w:val="single"/>
         </w:rPr>
-        <w:t>[Боже, Боже наш! Ти сотворив розумні й духовні сили Своєю волею. Тебе просимо й Тобі молимося: Прийми наші посильні величання з усіма Твоїми творіннями і збагати щедрими даруваннями Твоєї ласки. Бо перед Тобою згинається всяке коліно: на небі, на землі й під землею, і все, що живе, і все створіння оспівує неосяжну Твою славу, бо Ти Бог правдивий і вельми милостивий.]</w:t>
+        <w:t>[Боже, Боже наш! Ти сотворив розумні й духовні сили своєю волею. Тебе просимо й Тобі молимося: Прийми наші посильні величання з усіма Твоїми творіннями і збагати щедрими даруваннями Твоєї ласки. Бо перед Тобою згинається всяке коліно: на небі, на землі й під землею, і все, що живе, і все створіння оспівує неосяжну Твою славу, бо Ти Бог правдивий і вельми милостивий.]</w:t>
       </w:r>
     </w:p>
     <w:p>
@@ -13581,7 +15663,7 @@
           <w:rFonts w:ascii="Times New Roman" w:hAnsi="Times New Roman"/>
           <w:sz w:val="24"/>
         </w:rPr>
-        <w:t>Постраждавши за Христа аж до смерти, страстотерпні мученики,* поклали ви свої душі на небі в руки Божі,* і по всьому світі почитаються ваші мощі.* Священники й царі поклоняються,* а всі ми, люди, радіючи, кличемо:* Сон праведний перед Господом − смерть його преподобних!</w:t>
+        <w:t>Постраждавши за Христа аж до смерти, страстотерпні мученики,* поклали ви свої душі на небі в руки Божі,* і по всьому світі почитаються ваші мощі.* Священики й царі поклоняються,* а всі ми, люди, радіючи, кличемо:* Сон праведний перед Господом − смерть його преподобних!</w:t>
       </w:r>
     </w:p>
     <w:p>
